--- a/SAJE_292892_revision/build_r2/05_Supplementary_Material_Clean.docx
+++ b/SAJE_292892_revision/build_r2/05_Supplementary_Material_Clean.docx
@@ -33,7 +33,15 @@
       </w:pPr>
       <w:r>
         <w:rPr/>
-        <w:t xml:space="preserve">This supplementary material accompanies "Who Gets an ESG Score? Coverage Selection and Firm Value in Five Southeast Asian Markets." Table S1 re-estimates the average effects of the first </w:t>
+        <w:t xml:space="preserve">This supplementary material accompanies "Who Gets an ESG Score? Coverage Selection and Firm Value in Five Southeast Asian Markets." Table S1 re-estimates the average </w:t>
+      </w:r>
+      <w:r>
+        <w:rPr/>
+        <w:t>changes after</w:t>
+      </w:r>
+      <w:r>
+        <w:rPr/>
+        <w:t xml:space="preserve"> the first </w:t>
       </w:r>
       <w:r>
         <w:rPr/>
@@ -41,7 +49,15 @@
       </w:r>
       <w:r>
         <w:rPr/>
-        <w:t xml:space="preserve"> score over event years 0 to 3 after excluding one market at a time. Table S2 shows the number of non-financial firms that received their first LSEG ESG score in each year by market, and Figure S1 for all markets combined. Table S3 reports the estimates for each market separately, Table S4 the number of firm-years available for each outcome, Table S5 the relative-magnitude bounds of Eq. (10) in the paper, and Table S6 the number of scored and control firms by event year for ln MTB. Table S7 and Figure S2 report </w:t>
+        <w:t xml:space="preserve"> score over event years 0 to 3 after excluding one market at a time. Table S2 shows the number of non-financial firms that received their first </w:t>
+      </w:r>
+      <w:r>
+        <w:rPr/>
+        <w:t>recorded</w:t>
+      </w:r>
+      <w:r>
+        <w:rPr/>
+        <w:t xml:space="preserve"> LSEG ESG score in each year by market, and Figure S1 for all markets combined. Table S3 reports the estimates for each market separately, Table S4 the number of firm-years available for each outcome, Table S5 the relative-magnitude bounds of Eq. (10) in the paper, and Table S6 the number of scored and control firms by event year for ln MTB. Table S7 and Figure S2 report </w:t>
       </w:r>
       <w:r>
         <w:rPr/>
@@ -392,7 +408,7 @@
       </w:pPr>
       <w:r>
         <w:rPr/>
-        <w:t>Estimated market by market in Table S3, the MTB effect is 0.009 in Malaysia, with 372 scored firms, and 0.027 in Thailand, with 157. Indonesia, the Philippines, and Singapore have few scored firms and imprecise estimates. The 58 firms first scored by 2019 show a positive post-coverage MTB estimate of 0.094 (p = 0.047; 95% interval 0.002 to 0.185), and the larger group first scored from 2020 shows −0.010 (p = 0.687). The early estimate rests on few firms, is one of many exploratory comparisons, and is not adjusted for multiple testing, so we do not read it as evidence of a gain for early entrants.</w:t>
+        <w:t>Estimated market by market in Table S3, the MTB effect is 0.009 in Malaysia, with 372 scored firms, and 0.027 in Thailand, with 157. Indonesia, the Philippines, and Singapore have few scored firms and imprecise estimates. The 58 firms first scored by 2019 that enter the MTB estimate show a positive post-coverage MTB estimate of 0.094 (p = 0.047; 95% interval 0.002 to 0.185), and the larger group first scored from 2020 shows −0.010 (p = 0.687). The early estimate rests on few firms, is one of many exploratory comparisons, and is not adjusted for multiple testing, so we do not read it as evidence of a gain for early entrants.</w:t>
       </w:r>
     </w:p>
     <w:p>
@@ -557,6 +573,17 @@
     </w:p>
     <w:p>
       <w:pPr>
+        <w:spacing w:line="360" w:lineRule="auto" w:after="120" w:before="0"/>
+        <w:ind w:firstLine="720"/>
+        <w:jc w:val="both"/>
+      </w:pPr>
+      <w:r>
+        <w:rPr/>
+        <w:t>In the outcome regression of Eq. (3), a country or industry indicator would be unidentified in a cell with no control firm in that country or industry, and its coefficient would be set to zero. This does not occur: in all 34 cells of event years 0 to 3 for ln(MTB), and all 34 for ln(market capitalization), every indicator carried by a scored firm is also carried by a control firm.</w:t>
+      </w:r>
+    </w:p>
+    <w:p>
+      <w:pPr>
         <w:keepNext/>
         <w:spacing w:line="240" w:lineRule="auto" w:after="120" w:before="240"/>
         <w:jc w:val="center"/>
@@ -565,7 +592,19 @@
         <w:rPr>
           <w:sz w:val="22"/>
         </w:rPr>
-        <w:t>Table S1. Leave-one-market-out estimates of the average effect of the first LSEG ESG score</w:t>
+        <w:t xml:space="preserve">Table S1. Leave-one-market-out estimates of the average change after the first </w:t>
+      </w:r>
+      <w:r>
+        <w:rPr>
+          <w:sz w:val="22"/>
+        </w:rPr>
+        <w:t>recorded</w:t>
+      </w:r>
+      <w:r>
+        <w:rPr>
+          <w:sz w:val="22"/>
+        </w:rPr>
+        <w:t xml:space="preserve"> LSEG ESG score</w:t>
       </w:r>
     </w:p>
     <w:tbl>
@@ -582,11 +621,12 @@
         <w:tblLook w:firstColumn="1" w:firstRow="1" w:lastColumn="0" w:lastRow="0" w:noHBand="0" w:noVBand="1" w:val="04A0"/>
       </w:tblPr>
       <w:tblGrid>
-        <w:gridCol w:w="2736"/>
-        <w:gridCol w:w="1655"/>
-        <w:gridCol w:w="1655"/>
-        <w:gridCol w:w="1655"/>
-        <w:gridCol w:w="1655"/>
+        <w:gridCol w:w="2304"/>
+        <w:gridCol w:w="1368"/>
+        <w:gridCol w:w="1368"/>
+        <w:gridCol w:w="1368"/>
+        <w:gridCol w:w="1368"/>
+        <w:gridCol w:w="1584"/>
       </w:tblGrid>
       <w:tr>
         <w:trPr>
@@ -595,7 +635,7 @@
         </w:trPr>
         <w:tc>
           <w:tcPr>
-            <w:tcW w:type="dxa" w:w="2736"/>
+            <w:tcW w:type="dxa" w:w="2304"/>
             <w:tcBorders>
               <w:top w:val="single" w:sz="6" w:color="000000"/>
               <w:bottom w:val="single" w:sz="6" w:color="000000"/>
@@ -610,7 +650,7 @@
             <w:r>
               <w:rPr>
                 <w:b/>
-                <w:sz w:val="20"/>
+                <w:sz w:val="18"/>
               </w:rPr>
               <w:t>Sample</w:t>
             </w:r>
@@ -618,7 +658,7 @@
         </w:tc>
         <w:tc>
           <w:tcPr>
-            <w:tcW w:type="dxa" w:w="1656"/>
+            <w:tcW w:type="dxa" w:w="1368"/>
             <w:tcBorders>
               <w:top w:val="single" w:sz="6" w:color="000000"/>
               <w:bottom w:val="single" w:sz="6" w:color="000000"/>
@@ -634,7 +674,7 @@
             <w:r>
               <w:rPr>
                 <w:b/>
-                <w:sz w:val="20"/>
+                <w:sz w:val="18"/>
               </w:rPr>
               <w:t>ln(MTB)</w:t>
             </w:r>
@@ -642,7 +682,7 @@
         </w:tc>
         <w:tc>
           <w:tcPr>
-            <w:tcW w:type="dxa" w:w="1656"/>
+            <w:tcW w:type="dxa" w:w="1368"/>
             <w:tcBorders>
               <w:top w:val="single" w:sz="6" w:color="000000"/>
               <w:bottom w:val="single" w:sz="6" w:color="000000"/>
@@ -658,7 +698,7 @@
             <w:r>
               <w:rPr>
                 <w:b/>
-                <w:sz w:val="20"/>
+                <w:sz w:val="18"/>
               </w:rPr>
               <w:t>ln(market cap)</w:t>
             </w:r>
@@ -666,7 +706,7 @@
         </w:tc>
         <w:tc>
           <w:tcPr>
-            <w:tcW w:type="dxa" w:w="1656"/>
+            <w:tcW w:type="dxa" w:w="1368"/>
             <w:tcBorders>
               <w:top w:val="single" w:sz="6" w:color="000000"/>
               <w:bottom w:val="single" w:sz="6" w:color="000000"/>
@@ -682,7 +722,7 @@
             <w:r>
               <w:rPr>
                 <w:b/>
-                <w:sz w:val="20"/>
+                <w:sz w:val="18"/>
               </w:rPr>
               <w:t>Leverage (ratio)</w:t>
             </w:r>
@@ -690,7 +730,7 @@
         </w:tc>
         <w:tc>
           <w:tcPr>
-            <w:tcW w:type="dxa" w:w="1656"/>
+            <w:tcW w:type="dxa" w:w="1368"/>
             <w:tcBorders>
               <w:top w:val="single" w:sz="6" w:color="000000"/>
               <w:bottom w:val="single" w:sz="6" w:color="000000"/>
@@ -706,9 +746,33 @@
             <w:r>
               <w:rPr>
                 <w:b/>
-                <w:sz w:val="20"/>
+                <w:sz w:val="18"/>
               </w:rPr>
               <w:t>ln(assets)</w:t>
+            </w:r>
+          </w:p>
+        </w:tc>
+        <w:tc>
+          <w:tcPr>
+            <w:tcW w:type="dxa" w:w="1584"/>
+            <w:tcBorders>
+              <w:top w:val="single" w:sz="6" w:color="000000"/>
+              <w:bottom w:val="single" w:sz="6" w:color="000000"/>
+            </w:tcBorders>
+          </w:tcPr>
+          <w:p>
+            <w:pPr>
+              <w:keepNext/>
+              <w:spacing w:after="0" w:line="240" w:lineRule="auto"/>
+              <w:jc w:val="center"/>
+            </w:pPr>
+            <w:r/>
+            <w:r>
+              <w:rPr>
+                <w:b/>
+                <w:sz w:val="18"/>
+              </w:rPr>
+              <w:t>Scored / control firms</w:t>
             </w:r>
           </w:p>
         </w:tc>
@@ -719,17 +783,17 @@
         </w:trPr>
         <w:tc>
           <w:tcPr>
-            <w:tcW w:type="dxa" w:w="2736"/>
-          </w:tcPr>
-          <w:p>
-            <w:pPr>
-              <w:keepNext/>
-              <w:spacing w:after="0" w:line="240" w:lineRule="auto"/>
-            </w:pPr>
-            <w:r/>
-            <w:r>
-              <w:rPr>
-                <w:sz w:val="20"/>
+            <w:tcW w:type="dxa" w:w="2304"/>
+          </w:tcPr>
+          <w:p>
+            <w:pPr>
+              <w:keepNext/>
+              <w:spacing w:after="0" w:line="240" w:lineRule="auto"/>
+            </w:pPr>
+            <w:r/>
+            <w:r>
+              <w:rPr>
+                <w:sz w:val="18"/>
               </w:rPr>
               <w:t>Without Indonesia</w:t>
             </w:r>
@@ -737,18 +801,18 @@
         </w:tc>
         <w:tc>
           <w:tcPr>
-            <w:tcW w:type="dxa" w:w="1656"/>
-          </w:tcPr>
-          <w:p>
-            <w:pPr>
-              <w:keepNext/>
-              <w:spacing w:after="0" w:line="240" w:lineRule="auto"/>
-              <w:jc w:val="center"/>
-            </w:pPr>
-            <w:r/>
-            <w:r>
-              <w:rPr>
-                <w:sz w:val="20"/>
+            <w:tcW w:type="dxa" w:w="1368"/>
+          </w:tcPr>
+          <w:p>
+            <w:pPr>
+              <w:keepNext/>
+              <w:spacing w:after="0" w:line="240" w:lineRule="auto"/>
+              <w:jc w:val="center"/>
+            </w:pPr>
+            <w:r/>
+            <w:r>
+              <w:rPr>
+                <w:sz w:val="18"/>
               </w:rPr>
               <w:t>0.017 (0.024)</w:t>
             </w:r>
@@ -756,18 +820,18 @@
         </w:tc>
         <w:tc>
           <w:tcPr>
-            <w:tcW w:type="dxa" w:w="1656"/>
-          </w:tcPr>
-          <w:p>
-            <w:pPr>
-              <w:keepNext/>
-              <w:spacing w:after="0" w:line="240" w:lineRule="auto"/>
-              <w:jc w:val="center"/>
-            </w:pPr>
-            <w:r/>
-            <w:r>
-              <w:rPr>
-                <w:sz w:val="20"/>
+            <w:tcW w:type="dxa" w:w="1368"/>
+          </w:tcPr>
+          <w:p>
+            <w:pPr>
+              <w:keepNext/>
+              <w:spacing w:after="0" w:line="240" w:lineRule="auto"/>
+              <w:jc w:val="center"/>
+            </w:pPr>
+            <w:r/>
+            <w:r>
+              <w:rPr>
+                <w:sz w:val="18"/>
               </w:rPr>
               <w:t>−0.030 (0.030)</w:t>
             </w:r>
@@ -775,18 +839,18 @@
         </w:tc>
         <w:tc>
           <w:tcPr>
-            <w:tcW w:type="dxa" w:w="1656"/>
-          </w:tcPr>
-          <w:p>
-            <w:pPr>
-              <w:keepNext/>
-              <w:spacing w:after="0" w:line="240" w:lineRule="auto"/>
-              <w:jc w:val="center"/>
-            </w:pPr>
-            <w:r/>
-            <w:r>
-              <w:rPr>
-                <w:sz w:val="20"/>
+            <w:tcW w:type="dxa" w:w="1368"/>
+          </w:tcPr>
+          <w:p>
+            <w:pPr>
+              <w:keepNext/>
+              <w:spacing w:after="0" w:line="240" w:lineRule="auto"/>
+              <w:jc w:val="center"/>
+            </w:pPr>
+            <w:r/>
+            <w:r>
+              <w:rPr>
+                <w:sz w:val="18"/>
               </w:rPr>
               <w:t>0.011** (0.005)</w:t>
             </w:r>
@@ -794,20 +858,39 @@
         </w:tc>
         <w:tc>
           <w:tcPr>
-            <w:tcW w:type="dxa" w:w="1656"/>
-          </w:tcPr>
-          <w:p>
-            <w:pPr>
-              <w:keepNext/>
-              <w:spacing w:after="0" w:line="240" w:lineRule="auto"/>
-              <w:jc w:val="center"/>
-            </w:pPr>
-            <w:r/>
-            <w:r>
-              <w:rPr>
-                <w:sz w:val="20"/>
+            <w:tcW w:type="dxa" w:w="1368"/>
+          </w:tcPr>
+          <w:p>
+            <w:pPr>
+              <w:keepNext/>
+              <w:spacing w:after="0" w:line="240" w:lineRule="auto"/>
+              <w:jc w:val="center"/>
+            </w:pPr>
+            <w:r/>
+            <w:r>
+              <w:rPr>
+                <w:sz w:val="18"/>
               </w:rPr>
               <w:t>0.037* (0.020)</w:t>
+            </w:r>
+          </w:p>
+        </w:tc>
+        <w:tc>
+          <w:tcPr>
+            <w:tcW w:type="dxa" w:w="1584"/>
+          </w:tcPr>
+          <w:p>
+            <w:pPr>
+              <w:keepNext/>
+              <w:spacing w:after="0" w:line="240" w:lineRule="auto"/>
+              <w:jc w:val="center"/>
+            </w:pPr>
+            <w:r/>
+            <w:r>
+              <w:rPr>
+                <w:sz w:val="18"/>
+              </w:rPr>
+              <w:t>589 / 1,734</w:t>
             </w:r>
           </w:p>
         </w:tc>
@@ -818,17 +901,17 @@
         </w:trPr>
         <w:tc>
           <w:tcPr>
-            <w:tcW w:type="dxa" w:w="2736"/>
-          </w:tcPr>
-          <w:p>
-            <w:pPr>
-              <w:keepNext/>
-              <w:spacing w:after="0" w:line="240" w:lineRule="auto"/>
-            </w:pPr>
-            <w:r/>
-            <w:r>
-              <w:rPr>
-                <w:sz w:val="20"/>
+            <w:tcW w:type="dxa" w:w="2304"/>
+          </w:tcPr>
+          <w:p>
+            <w:pPr>
+              <w:keepNext/>
+              <w:spacing w:after="0" w:line="240" w:lineRule="auto"/>
+            </w:pPr>
+            <w:r/>
+            <w:r>
+              <w:rPr>
+                <w:sz w:val="18"/>
               </w:rPr>
               <w:t>Without Malaysia</w:t>
             </w:r>
@@ -836,18 +919,18 @@
         </w:tc>
         <w:tc>
           <w:tcPr>
-            <w:tcW w:type="dxa" w:w="1656"/>
-          </w:tcPr>
-          <w:p>
-            <w:pPr>
-              <w:keepNext/>
-              <w:spacing w:after="0" w:line="240" w:lineRule="auto"/>
-              <w:jc w:val="center"/>
-            </w:pPr>
-            <w:r/>
-            <w:r>
-              <w:rPr>
-                <w:sz w:val="20"/>
+            <w:tcW w:type="dxa" w:w="1368"/>
+          </w:tcPr>
+          <w:p>
+            <w:pPr>
+              <w:keepNext/>
+              <w:spacing w:after="0" w:line="240" w:lineRule="auto"/>
+              <w:jc w:val="center"/>
+            </w:pPr>
+            <w:r/>
+            <w:r>
+              <w:rPr>
+                <w:sz w:val="18"/>
               </w:rPr>
               <w:t>−0.003 (0.035)</w:t>
             </w:r>
@@ -855,18 +938,18 @@
         </w:tc>
         <w:tc>
           <w:tcPr>
-            <w:tcW w:type="dxa" w:w="1656"/>
-          </w:tcPr>
-          <w:p>
-            <w:pPr>
-              <w:keepNext/>
-              <w:spacing w:after="0" w:line="240" w:lineRule="auto"/>
-              <w:jc w:val="center"/>
-            </w:pPr>
-            <w:r/>
-            <w:r>
-              <w:rPr>
-                <w:sz w:val="20"/>
+            <w:tcW w:type="dxa" w:w="1368"/>
+          </w:tcPr>
+          <w:p>
+            <w:pPr>
+              <w:keepNext/>
+              <w:spacing w:after="0" w:line="240" w:lineRule="auto"/>
+              <w:jc w:val="center"/>
+            </w:pPr>
+            <w:r/>
+            <w:r>
+              <w:rPr>
+                <w:sz w:val="18"/>
               </w:rPr>
               <w:t>0.037 (0.038)</w:t>
             </w:r>
@@ -874,18 +957,18 @@
         </w:tc>
         <w:tc>
           <w:tcPr>
-            <w:tcW w:type="dxa" w:w="1656"/>
-          </w:tcPr>
-          <w:p>
-            <w:pPr>
-              <w:keepNext/>
-              <w:spacing w:after="0" w:line="240" w:lineRule="auto"/>
-              <w:jc w:val="center"/>
-            </w:pPr>
-            <w:r/>
-            <w:r>
-              <w:rPr>
-                <w:sz w:val="20"/>
+            <w:tcW w:type="dxa" w:w="1368"/>
+          </w:tcPr>
+          <w:p>
+            <w:pPr>
+              <w:keepNext/>
+              <w:spacing w:after="0" w:line="240" w:lineRule="auto"/>
+              <w:jc w:val="center"/>
+            </w:pPr>
+            <w:r/>
+            <w:r>
+              <w:rPr>
+                <w:sz w:val="18"/>
               </w:rPr>
               <w:t>0.022*** (0.008)</w:t>
             </w:r>
@@ -893,20 +976,39 @@
         </w:tc>
         <w:tc>
           <w:tcPr>
-            <w:tcW w:type="dxa" w:w="1656"/>
-          </w:tcPr>
-          <w:p>
-            <w:pPr>
-              <w:keepNext/>
-              <w:spacing w:after="0" w:line="240" w:lineRule="auto"/>
-              <w:jc w:val="center"/>
-            </w:pPr>
-            <w:r/>
-            <w:r>
-              <w:rPr>
-                <w:sz w:val="20"/>
+            <w:tcW w:type="dxa" w:w="1368"/>
+          </w:tcPr>
+          <w:p>
+            <w:pPr>
+              <w:keepNext/>
+              <w:spacing w:after="0" w:line="240" w:lineRule="auto"/>
+              <w:jc w:val="center"/>
+            </w:pPr>
+            <w:r/>
+            <w:r>
+              <w:rPr>
+                <w:sz w:val="18"/>
               </w:rPr>
               <w:t>0.046 (0.029)</w:t>
+            </w:r>
+          </w:p>
+        </w:tc>
+        <w:tc>
+          <w:tcPr>
+            <w:tcW w:type="dxa" w:w="1584"/>
+          </w:tcPr>
+          <w:p>
+            <w:pPr>
+              <w:keepNext/>
+              <w:spacing w:after="0" w:line="240" w:lineRule="auto"/>
+              <w:jc w:val="center"/>
+            </w:pPr>
+            <w:r/>
+            <w:r>
+              <w:rPr>
+                <w:sz w:val="18"/>
+              </w:rPr>
+              <w:t>256 / 1,926</w:t>
             </w:r>
           </w:p>
         </w:tc>
@@ -917,17 +1019,17 @@
         </w:trPr>
         <w:tc>
           <w:tcPr>
-            <w:tcW w:type="dxa" w:w="2736"/>
-          </w:tcPr>
-          <w:p>
-            <w:pPr>
-              <w:keepNext/>
-              <w:spacing w:after="0" w:line="240" w:lineRule="auto"/>
-            </w:pPr>
-            <w:r/>
-            <w:r>
-              <w:rPr>
-                <w:sz w:val="20"/>
+            <w:tcW w:type="dxa" w:w="2304"/>
+          </w:tcPr>
+          <w:p>
+            <w:pPr>
+              <w:keepNext/>
+              <w:spacing w:after="0" w:line="240" w:lineRule="auto"/>
+            </w:pPr>
+            <w:r/>
+            <w:r>
+              <w:rPr>
+                <w:sz w:val="18"/>
               </w:rPr>
               <w:t>Without Philippines</w:t>
             </w:r>
@@ -935,18 +1037,18 @@
         </w:tc>
         <w:tc>
           <w:tcPr>
-            <w:tcW w:type="dxa" w:w="1656"/>
-          </w:tcPr>
-          <w:p>
-            <w:pPr>
-              <w:keepNext/>
-              <w:spacing w:after="0" w:line="240" w:lineRule="auto"/>
-              <w:jc w:val="center"/>
-            </w:pPr>
-            <w:r/>
-            <w:r>
-              <w:rPr>
-                <w:sz w:val="20"/>
+            <w:tcW w:type="dxa" w:w="1368"/>
+          </w:tcPr>
+          <w:p>
+            <w:pPr>
+              <w:keepNext/>
+              <w:spacing w:after="0" w:line="240" w:lineRule="auto"/>
+              <w:jc w:val="center"/>
+            </w:pPr>
+            <w:r/>
+            <w:r>
+              <w:rPr>
+                <w:sz w:val="18"/>
               </w:rPr>
               <w:t>−0.001 (0.025)</w:t>
             </w:r>
@@ -954,18 +1056,18 @@
         </w:tc>
         <w:tc>
           <w:tcPr>
-            <w:tcW w:type="dxa" w:w="1656"/>
-          </w:tcPr>
-          <w:p>
-            <w:pPr>
-              <w:keepNext/>
-              <w:spacing w:after="0" w:line="240" w:lineRule="auto"/>
-              <w:jc w:val="center"/>
-            </w:pPr>
-            <w:r/>
-            <w:r>
-              <w:rPr>
-                <w:sz w:val="20"/>
+            <w:tcW w:type="dxa" w:w="1368"/>
+          </w:tcPr>
+          <w:p>
+            <w:pPr>
+              <w:keepNext/>
+              <w:spacing w:after="0" w:line="240" w:lineRule="auto"/>
+              <w:jc w:val="center"/>
+            </w:pPr>
+            <w:r/>
+            <w:r>
+              <w:rPr>
+                <w:sz w:val="18"/>
               </w:rPr>
               <w:t>−0.066** (0.031)</w:t>
             </w:r>
@@ -973,18 +1075,18 @@
         </w:tc>
         <w:tc>
           <w:tcPr>
-            <w:tcW w:type="dxa" w:w="1656"/>
-          </w:tcPr>
-          <w:p>
-            <w:pPr>
-              <w:keepNext/>
-              <w:spacing w:after="0" w:line="240" w:lineRule="auto"/>
-              <w:jc w:val="center"/>
-            </w:pPr>
-            <w:r/>
-            <w:r>
-              <w:rPr>
-                <w:sz w:val="20"/>
+            <w:tcW w:type="dxa" w:w="1368"/>
+          </w:tcPr>
+          <w:p>
+            <w:pPr>
+              <w:keepNext/>
+              <w:spacing w:after="0" w:line="240" w:lineRule="auto"/>
+              <w:jc w:val="center"/>
+            </w:pPr>
+            <w:r/>
+            <w:r>
+              <w:rPr>
+                <w:sz w:val="18"/>
               </w:rPr>
               <w:t>0.009* (0.005)</w:t>
             </w:r>
@@ -992,20 +1094,39 @@
         </w:tc>
         <w:tc>
           <w:tcPr>
-            <w:tcW w:type="dxa" w:w="1656"/>
-          </w:tcPr>
-          <w:p>
-            <w:pPr>
-              <w:keepNext/>
-              <w:spacing w:after="0" w:line="240" w:lineRule="auto"/>
-              <w:jc w:val="center"/>
-            </w:pPr>
-            <w:r/>
-            <w:r>
-              <w:rPr>
-                <w:sz w:val="20"/>
+            <w:tcW w:type="dxa" w:w="1368"/>
+          </w:tcPr>
+          <w:p>
+            <w:pPr>
+              <w:keepNext/>
+              <w:spacing w:after="0" w:line="240" w:lineRule="auto"/>
+              <w:jc w:val="center"/>
+            </w:pPr>
+            <w:r/>
+            <w:r>
+              <w:rPr>
+                <w:sz w:val="18"/>
               </w:rPr>
               <w:t>0.031* (0.019)</w:t>
+            </w:r>
+          </w:p>
+        </w:tc>
+        <w:tc>
+          <w:tcPr>
+            <w:tcW w:type="dxa" w:w="1584"/>
+          </w:tcPr>
+          <w:p>
+            <w:pPr>
+              <w:keepNext/>
+              <w:spacing w:after="0" w:line="240" w:lineRule="auto"/>
+              <w:jc w:val="center"/>
+            </w:pPr>
+            <w:r/>
+            <w:r>
+              <w:rPr>
+                <w:sz w:val="18"/>
+              </w:rPr>
+              <w:t>614 / 2,220</w:t>
             </w:r>
           </w:p>
         </w:tc>
@@ -1016,17 +1137,17 @@
         </w:trPr>
         <w:tc>
           <w:tcPr>
-            <w:tcW w:type="dxa" w:w="2736"/>
-          </w:tcPr>
-          <w:p>
-            <w:pPr>
-              <w:keepNext/>
-              <w:spacing w:after="0" w:line="240" w:lineRule="auto"/>
-            </w:pPr>
-            <w:r/>
-            <w:r>
-              <w:rPr>
-                <w:sz w:val="20"/>
+            <w:tcW w:type="dxa" w:w="2304"/>
+          </w:tcPr>
+          <w:p>
+            <w:pPr>
+              <w:keepNext/>
+              <w:spacing w:after="0" w:line="240" w:lineRule="auto"/>
+            </w:pPr>
+            <w:r/>
+            <w:r>
+              <w:rPr>
+                <w:sz w:val="18"/>
               </w:rPr>
               <w:t>Without Singapore</w:t>
             </w:r>
@@ -1034,18 +1155,18 @@
         </w:tc>
         <w:tc>
           <w:tcPr>
-            <w:tcW w:type="dxa" w:w="1656"/>
-          </w:tcPr>
-          <w:p>
-            <w:pPr>
-              <w:keepNext/>
-              <w:spacing w:after="0" w:line="240" w:lineRule="auto"/>
-              <w:jc w:val="center"/>
-            </w:pPr>
-            <w:r/>
-            <w:r>
-              <w:rPr>
-                <w:sz w:val="20"/>
+            <w:tcW w:type="dxa" w:w="1368"/>
+          </w:tcPr>
+          <w:p>
+            <w:pPr>
+              <w:keepNext/>
+              <w:spacing w:after="0" w:line="240" w:lineRule="auto"/>
+              <w:jc w:val="center"/>
+            </w:pPr>
+            <w:r/>
+            <w:r>
+              <w:rPr>
+                <w:sz w:val="18"/>
               </w:rPr>
               <w:t>−0.007 (0.025)</w:t>
             </w:r>
@@ -1053,18 +1174,18 @@
         </w:tc>
         <w:tc>
           <w:tcPr>
-            <w:tcW w:type="dxa" w:w="1656"/>
-          </w:tcPr>
-          <w:p>
-            <w:pPr>
-              <w:keepNext/>
-              <w:spacing w:after="0" w:line="240" w:lineRule="auto"/>
-              <w:jc w:val="center"/>
-            </w:pPr>
-            <w:r/>
-            <w:r>
-              <w:rPr>
-                <w:sz w:val="20"/>
+            <w:tcW w:type="dxa" w:w="1368"/>
+          </w:tcPr>
+          <w:p>
+            <w:pPr>
+              <w:keepNext/>
+              <w:spacing w:after="0" w:line="240" w:lineRule="auto"/>
+              <w:jc w:val="center"/>
+            </w:pPr>
+            <w:r/>
+            <w:r>
+              <w:rPr>
+                <w:sz w:val="18"/>
               </w:rPr>
               <w:t>−0.066** (0.032)</w:t>
             </w:r>
@@ -1072,18 +1193,18 @@
         </w:tc>
         <w:tc>
           <w:tcPr>
-            <w:tcW w:type="dxa" w:w="1656"/>
-          </w:tcPr>
-          <w:p>
-            <w:pPr>
-              <w:keepNext/>
-              <w:spacing w:after="0" w:line="240" w:lineRule="auto"/>
-              <w:jc w:val="center"/>
-            </w:pPr>
-            <w:r/>
-            <w:r>
-              <w:rPr>
-                <w:sz w:val="20"/>
+            <w:tcW w:type="dxa" w:w="1368"/>
+          </w:tcPr>
+          <w:p>
+            <w:pPr>
+              <w:keepNext/>
+              <w:spacing w:after="0" w:line="240" w:lineRule="auto"/>
+              <w:jc w:val="center"/>
+            </w:pPr>
+            <w:r/>
+            <w:r>
+              <w:rPr>
+                <w:sz w:val="18"/>
               </w:rPr>
               <w:t>0.005 (0.005)</w:t>
             </w:r>
@@ -1091,20 +1212,39 @@
         </w:tc>
         <w:tc>
           <w:tcPr>
-            <w:tcW w:type="dxa" w:w="1656"/>
-          </w:tcPr>
-          <w:p>
-            <w:pPr>
-              <w:keepNext/>
-              <w:spacing w:after="0" w:line="240" w:lineRule="auto"/>
-              <w:jc w:val="center"/>
-            </w:pPr>
-            <w:r/>
-            <w:r>
-              <w:rPr>
-                <w:sz w:val="20"/>
+            <w:tcW w:type="dxa" w:w="1368"/>
+          </w:tcPr>
+          <w:p>
+            <w:pPr>
+              <w:keepNext/>
+              <w:spacing w:after="0" w:line="240" w:lineRule="auto"/>
+              <w:jc w:val="center"/>
+            </w:pPr>
+            <w:r/>
+            <w:r>
+              <w:rPr>
+                <w:sz w:val="18"/>
               </w:rPr>
               <w:t>0.063*** (0.019)</w:t>
+            </w:r>
+          </w:p>
+        </w:tc>
+        <w:tc>
+          <w:tcPr>
+            <w:tcW w:type="dxa" w:w="1584"/>
+          </w:tcPr>
+          <w:p>
+            <w:pPr>
+              <w:keepNext/>
+              <w:spacing w:after="0" w:line="240" w:lineRule="auto"/>
+              <w:jc w:val="center"/>
+            </w:pPr>
+            <w:r/>
+            <w:r>
+              <w:rPr>
+                <w:sz w:val="18"/>
+              </w:rPr>
+              <w:t>582 / 1,955</w:t>
             </w:r>
           </w:p>
         </w:tc>
@@ -1115,7 +1255,7 @@
         </w:trPr>
         <w:tc>
           <w:tcPr>
-            <w:tcW w:type="dxa" w:w="2736"/>
+            <w:tcW w:type="dxa" w:w="2304"/>
             <w:tcBorders>
               <w:bottom w:val="single" w:sz="6" w:color="000000"/>
             </w:tcBorders>
@@ -1127,7 +1267,7 @@
             <w:r/>
             <w:r>
               <w:rPr>
-                <w:sz w:val="20"/>
+                <w:sz w:val="18"/>
               </w:rPr>
               <w:t>Without Thailand</w:t>
             </w:r>
@@ -1135,7 +1275,7 @@
         </w:tc>
         <w:tc>
           <w:tcPr>
-            <w:tcW w:type="dxa" w:w="1656"/>
+            <w:tcW w:type="dxa" w:w="1368"/>
             <w:tcBorders>
               <w:bottom w:val="single" w:sz="6" w:color="000000"/>
             </w:tcBorders>
@@ -1148,7 +1288,7 @@
             <w:r/>
             <w:r>
               <w:rPr>
-                <w:sz w:val="20"/>
+                <w:sz w:val="18"/>
               </w:rPr>
               <w:t>0.004 (0.029)</w:t>
             </w:r>
@@ -1156,7 +1296,7 @@
         </w:tc>
         <w:tc>
           <w:tcPr>
-            <w:tcW w:type="dxa" w:w="1656"/>
+            <w:tcW w:type="dxa" w:w="1368"/>
             <w:tcBorders>
               <w:bottom w:val="single" w:sz="6" w:color="000000"/>
             </w:tcBorders>
@@ -1169,7 +1309,7 @@
             <w:r/>
             <w:r>
               <w:rPr>
-                <w:sz w:val="20"/>
+                <w:sz w:val="18"/>
               </w:rPr>
               <w:t>−0.096** (0.037)</w:t>
             </w:r>
@@ -1177,7 +1317,7 @@
         </w:tc>
         <w:tc>
           <w:tcPr>
-            <w:tcW w:type="dxa" w:w="1656"/>
+            <w:tcW w:type="dxa" w:w="1368"/>
             <w:tcBorders>
               <w:bottom w:val="single" w:sz="6" w:color="000000"/>
             </w:tcBorders>
@@ -1190,7 +1330,7 @@
             <w:r/>
             <w:r>
               <w:rPr>
-                <w:sz w:val="20"/>
+                <w:sz w:val="18"/>
               </w:rPr>
               <w:t>0.004 (0.005)</w:t>
             </w:r>
@@ -1198,7 +1338,7 @@
         </w:tc>
         <w:tc>
           <w:tcPr>
-            <w:tcW w:type="dxa" w:w="1656"/>
+            <w:tcW w:type="dxa" w:w="1368"/>
             <w:tcBorders>
               <w:bottom w:val="single" w:sz="6" w:color="000000"/>
             </w:tcBorders>
@@ -1211,9 +1351,30 @@
             <w:r/>
             <w:r>
               <w:rPr>
-                <w:sz w:val="20"/>
+                <w:sz w:val="18"/>
               </w:rPr>
               <w:t>0.040* (0.021)</w:t>
+            </w:r>
+          </w:p>
+        </w:tc>
+        <w:tc>
+          <w:tcPr>
+            <w:tcW w:type="dxa" w:w="1584"/>
+            <w:tcBorders>
+              <w:bottom w:val="single" w:sz="6" w:color="000000"/>
+            </w:tcBorders>
+          </w:tcPr>
+          <w:p>
+            <w:pPr>
+              <w:spacing w:after="0" w:line="240" w:lineRule="auto"/>
+              <w:jc w:val="center"/>
+            </w:pPr>
+            <w:r/>
+            <w:r>
+              <w:rPr>
+                <w:sz w:val="18"/>
+              </w:rPr>
+              <w:t>471 / 1,813</w:t>
             </w:r>
           </w:p>
         </w:tc>
@@ -1228,7 +1389,7 @@
         <w:rPr>
           <w:sz w:val="18"/>
         </w:rPr>
-        <w:t>Note: Cells show the average effect over event years 0 to 3 without the named market, with bootstrap standard errors in parentheses. *, **, and *** denote significance at 10%, 5%, and 1% (unadjusted p-values).</w:t>
+        <w:t>Note: Average change over event years 0 to 3 without the named market; firm-bootstrap standard errors; firm counts for ln(MTB). *, **, ***: 10%, 5%, 1% (unadjusted).</w:t>
       </w:r>
     </w:p>
     <w:p>
@@ -1252,7 +1413,19 @@
         <w:rPr>
           <w:sz w:val="22"/>
         </w:rPr>
-        <w:t>Table S2. Number of non-financial firms by year of first LSEG ESG score and market</w:t>
+        <w:t xml:space="preserve">Table S2. Number of non-financial firms by year of first </w:t>
+      </w:r>
+      <w:r>
+        <w:rPr>
+          <w:sz w:val="22"/>
+        </w:rPr>
+        <w:t>recorded</w:t>
+      </w:r>
+      <w:r>
+        <w:rPr>
+          <w:sz w:val="22"/>
+        </w:rPr>
+        <w:t xml:space="preserve"> LSEG ESG score and market</w:t>
       </w:r>
     </w:p>
     <w:tbl>
@@ -1299,7 +1472,7 @@
             <w:r>
               <w:rPr>
                 <w:b/>
-                <w:sz w:val="20"/>
+                <w:sz w:val="18"/>
               </w:rPr>
               <w:t>First score year</w:t>
             </w:r>
@@ -1323,7 +1496,7 @@
             <w:r>
               <w:rPr>
                 <w:b/>
-                <w:sz w:val="20"/>
+                <w:sz w:val="18"/>
               </w:rPr>
               <w:t>Indonesia</w:t>
             </w:r>
@@ -1347,7 +1520,7 @@
             <w:r>
               <w:rPr>
                 <w:b/>
-                <w:sz w:val="20"/>
+                <w:sz w:val="18"/>
               </w:rPr>
               <w:t>Malaysia</w:t>
             </w:r>
@@ -1371,7 +1544,7 @@
             <w:r>
               <w:rPr>
                 <w:b/>
-                <w:sz w:val="20"/>
+                <w:sz w:val="18"/>
               </w:rPr>
               <w:t>Philippines</w:t>
             </w:r>
@@ -1395,7 +1568,7 @@
             <w:r>
               <w:rPr>
                 <w:b/>
-                <w:sz w:val="20"/>
+                <w:sz w:val="18"/>
               </w:rPr>
               <w:t>Singapore</w:t>
             </w:r>
@@ -1419,7 +1592,7 @@
             <w:r>
               <w:rPr>
                 <w:b/>
-                <w:sz w:val="20"/>
+                <w:sz w:val="18"/>
               </w:rPr>
               <w:t>Thailand</w:t>
             </w:r>
@@ -1443,7 +1616,7 @@
             <w:r>
               <w:rPr>
                 <w:b/>
-                <w:sz w:val="20"/>
+                <w:sz w:val="18"/>
               </w:rPr>
               <w:t>Total</w:t>
             </w:r>
@@ -1466,7 +1639,7 @@
             <w:r/>
             <w:r>
               <w:rPr>
-                <w:sz w:val="20"/>
+                <w:sz w:val="18"/>
               </w:rPr>
               <w:t>2015</w:t>
             </w:r>
@@ -1485,7 +1658,7 @@
             <w:r/>
             <w:r>
               <w:rPr>
-                <w:sz w:val="20"/>
+                <w:sz w:val="18"/>
               </w:rPr>
               <w:t>2</w:t>
             </w:r>
@@ -1504,7 +1677,7 @@
             <w:r/>
             <w:r>
               <w:rPr>
-                <w:sz w:val="20"/>
+                <w:sz w:val="18"/>
               </w:rPr>
               <w:t>0</w:t>
             </w:r>
@@ -1523,7 +1696,7 @@
             <w:r/>
             <w:r>
               <w:rPr>
-                <w:sz w:val="20"/>
+                <w:sz w:val="18"/>
               </w:rPr>
               <w:t>2</w:t>
             </w:r>
@@ -1542,7 +1715,7 @@
             <w:r/>
             <w:r>
               <w:rPr>
-                <w:sz w:val="20"/>
+                <w:sz w:val="18"/>
               </w:rPr>
               <w:t>0</w:t>
             </w:r>
@@ -1561,7 +1734,7 @@
             <w:r/>
             <w:r>
               <w:rPr>
-                <w:sz w:val="20"/>
+                <w:sz w:val="18"/>
               </w:rPr>
               <w:t>4</w:t>
             </w:r>
@@ -1580,7 +1753,7 @@
             <w:r/>
             <w:r>
               <w:rPr>
-                <w:sz w:val="20"/>
+                <w:sz w:val="18"/>
               </w:rPr>
               <w:t>8</w:t>
             </w:r>
@@ -1603,7 +1776,7 @@
             <w:r/>
             <w:r>
               <w:rPr>
-                <w:sz w:val="20"/>
+                <w:sz w:val="18"/>
               </w:rPr>
               <w:t>2016</w:t>
             </w:r>
@@ -1622,7 +1795,7 @@
             <w:r/>
             <w:r>
               <w:rPr>
-                <w:sz w:val="20"/>
+                <w:sz w:val="18"/>
               </w:rPr>
               <w:t>3</w:t>
             </w:r>
@@ -1641,7 +1814,7 @@
             <w:r/>
             <w:r>
               <w:rPr>
-                <w:sz w:val="20"/>
+                <w:sz w:val="18"/>
               </w:rPr>
               <w:t>2</w:t>
             </w:r>
@@ -1660,7 +1833,7 @@
             <w:r/>
             <w:r>
               <w:rPr>
-                <w:sz w:val="20"/>
+                <w:sz w:val="18"/>
               </w:rPr>
               <w:t>1</w:t>
             </w:r>
@@ -1679,7 +1852,7 @@
             <w:r/>
             <w:r>
               <w:rPr>
-                <w:sz w:val="20"/>
+                <w:sz w:val="18"/>
               </w:rPr>
               <w:t>1</w:t>
             </w:r>
@@ -1698,7 +1871,7 @@
             <w:r/>
             <w:r>
               <w:rPr>
-                <w:sz w:val="20"/>
+                <w:sz w:val="18"/>
               </w:rPr>
               <w:t>2</w:t>
             </w:r>
@@ -1717,7 +1890,7 @@
             <w:r/>
             <w:r>
               <w:rPr>
-                <w:sz w:val="20"/>
+                <w:sz w:val="18"/>
               </w:rPr>
               <w:t>9</w:t>
             </w:r>
@@ -1740,7 +1913,7 @@
             <w:r/>
             <w:r>
               <w:rPr>
-                <w:sz w:val="20"/>
+                <w:sz w:val="18"/>
               </w:rPr>
               <w:t>2017</w:t>
             </w:r>
@@ -1759,7 +1932,7 @@
             <w:r/>
             <w:r>
               <w:rPr>
-                <w:sz w:val="20"/>
+                <w:sz w:val="18"/>
               </w:rPr>
               <w:t>1</w:t>
             </w:r>
@@ -1778,7 +1951,7 @@
             <w:r/>
             <w:r>
               <w:rPr>
-                <w:sz w:val="20"/>
+                <w:sz w:val="18"/>
               </w:rPr>
               <w:t>4</w:t>
             </w:r>
@@ -1797,7 +1970,7 @@
             <w:r/>
             <w:r>
               <w:rPr>
-                <w:sz w:val="20"/>
+                <w:sz w:val="18"/>
               </w:rPr>
               <w:t>0</w:t>
             </w:r>
@@ -1816,7 +1989,7 @@
             <w:r/>
             <w:r>
               <w:rPr>
-                <w:sz w:val="20"/>
+                <w:sz w:val="18"/>
               </w:rPr>
               <w:t>0</w:t>
             </w:r>
@@ -1835,7 +2008,7 @@
             <w:r/>
             <w:r>
               <w:rPr>
-                <w:sz w:val="20"/>
+                <w:sz w:val="18"/>
               </w:rPr>
               <w:t>2</w:t>
             </w:r>
@@ -1854,7 +2027,7 @@
             <w:r/>
             <w:r>
               <w:rPr>
-                <w:sz w:val="20"/>
+                <w:sz w:val="18"/>
               </w:rPr>
               <w:t>7</w:t>
             </w:r>
@@ -1877,7 +2050,7 @@
             <w:r/>
             <w:r>
               <w:rPr>
-                <w:sz w:val="20"/>
+                <w:sz w:val="18"/>
               </w:rPr>
               <w:t>2018</w:t>
             </w:r>
@@ -1896,7 +2069,7 @@
             <w:r/>
             <w:r>
               <w:rPr>
-                <w:sz w:val="20"/>
+                <w:sz w:val="18"/>
               </w:rPr>
               <w:t>2</w:t>
             </w:r>
@@ -1915,7 +2088,7 @@
             <w:r/>
             <w:r>
               <w:rPr>
-                <w:sz w:val="20"/>
+                <w:sz w:val="18"/>
               </w:rPr>
               <w:t>3</w:t>
             </w:r>
@@ -1934,7 +2107,7 @@
             <w:r/>
             <w:r>
               <w:rPr>
-                <w:sz w:val="20"/>
+                <w:sz w:val="18"/>
               </w:rPr>
               <w:t>1</w:t>
             </w:r>
@@ -1953,7 +2126,7 @@
             <w:r/>
             <w:r>
               <w:rPr>
-                <w:sz w:val="20"/>
+                <w:sz w:val="18"/>
               </w:rPr>
               <w:t>0</w:t>
             </w:r>
@@ -1972,7 +2145,7 @@
             <w:r/>
             <w:r>
               <w:rPr>
-                <w:sz w:val="20"/>
+                <w:sz w:val="18"/>
               </w:rPr>
               <w:t>2</w:t>
             </w:r>
@@ -1991,7 +2164,7 @@
             <w:r/>
             <w:r>
               <w:rPr>
-                <w:sz w:val="20"/>
+                <w:sz w:val="18"/>
               </w:rPr>
               <w:t>8</w:t>
             </w:r>
@@ -2014,7 +2187,7 @@
             <w:r/>
             <w:r>
               <w:rPr>
-                <w:sz w:val="20"/>
+                <w:sz w:val="18"/>
               </w:rPr>
               <w:t>2019</w:t>
             </w:r>
@@ -2033,7 +2206,7 @@
             <w:r/>
             <w:r>
               <w:rPr>
-                <w:sz w:val="20"/>
+                <w:sz w:val="18"/>
               </w:rPr>
               <w:t>1</w:t>
             </w:r>
@@ -2052,7 +2225,7 @@
             <w:r/>
             <w:r>
               <w:rPr>
-                <w:sz w:val="20"/>
+                <w:sz w:val="18"/>
               </w:rPr>
               <w:t>2</w:t>
             </w:r>
@@ -2071,7 +2244,7 @@
             <w:r/>
             <w:r>
               <w:rPr>
-                <w:sz w:val="20"/>
+                <w:sz w:val="18"/>
               </w:rPr>
               <w:t>0</w:t>
             </w:r>
@@ -2090,7 +2263,7 @@
             <w:r/>
             <w:r>
               <w:rPr>
-                <w:sz w:val="20"/>
+                <w:sz w:val="18"/>
               </w:rPr>
               <w:t>9</w:t>
             </w:r>
@@ -2109,7 +2282,7 @@
             <w:r/>
             <w:r>
               <w:rPr>
-                <w:sz w:val="20"/>
+                <w:sz w:val="18"/>
               </w:rPr>
               <w:t>18</w:t>
             </w:r>
@@ -2128,7 +2301,7 @@
             <w:r/>
             <w:r>
               <w:rPr>
-                <w:sz w:val="20"/>
+                <w:sz w:val="18"/>
               </w:rPr>
               <w:t>30</w:t>
             </w:r>
@@ -2151,7 +2324,7 @@
             <w:r/>
             <w:r>
               <w:rPr>
-                <w:sz w:val="20"/>
+                <w:sz w:val="18"/>
               </w:rPr>
               <w:t>2020</w:t>
             </w:r>
@@ -2170,7 +2343,7 @@
             <w:r/>
             <w:r>
               <w:rPr>
-                <w:sz w:val="20"/>
+                <w:sz w:val="18"/>
               </w:rPr>
               <w:t>3</w:t>
             </w:r>
@@ -2189,7 +2362,7 @@
             <w:r/>
             <w:r>
               <w:rPr>
-                <w:sz w:val="20"/>
+                <w:sz w:val="18"/>
               </w:rPr>
               <w:t>5</w:t>
             </w:r>
@@ -2208,7 +2381,7 @@
             <w:r/>
             <w:r>
               <w:rPr>
-                <w:sz w:val="20"/>
+                <w:sz w:val="18"/>
               </w:rPr>
               <w:t>1</w:t>
             </w:r>
@@ -2227,7 +2400,7 @@
             <w:r/>
             <w:r>
               <w:rPr>
-                <w:sz w:val="20"/>
+                <w:sz w:val="18"/>
               </w:rPr>
               <w:t>34</w:t>
             </w:r>
@@ -2246,7 +2419,7 @@
             <w:r/>
             <w:r>
               <w:rPr>
-                <w:sz w:val="20"/>
+                <w:sz w:val="18"/>
               </w:rPr>
               <w:t>47</w:t>
             </w:r>
@@ -2265,7 +2438,7 @@
             <w:r/>
             <w:r>
               <w:rPr>
-                <w:sz w:val="20"/>
+                <w:sz w:val="18"/>
               </w:rPr>
               <w:t>90</w:t>
             </w:r>
@@ -2288,7 +2461,7 @@
             <w:r/>
             <w:r>
               <w:rPr>
-                <w:sz w:val="20"/>
+                <w:sz w:val="18"/>
               </w:rPr>
               <w:t>2021</w:t>
             </w:r>
@@ -2307,7 +2480,7 @@
             <w:r/>
             <w:r>
               <w:rPr>
-                <w:sz w:val="20"/>
+                <w:sz w:val="18"/>
               </w:rPr>
               <w:t>6</w:t>
             </w:r>
@@ -2326,7 +2499,7 @@
             <w:r/>
             <w:r>
               <w:rPr>
-                <w:sz w:val="20"/>
+                <w:sz w:val="18"/>
               </w:rPr>
               <w:t>96</w:t>
             </w:r>
@@ -2345,7 +2518,7 @@
             <w:r/>
             <w:r>
               <w:rPr>
-                <w:sz w:val="20"/>
+                <w:sz w:val="18"/>
               </w:rPr>
               <w:t>5</w:t>
             </w:r>
@@ -2364,7 +2537,7 @@
             <w:r/>
             <w:r>
               <w:rPr>
-                <w:sz w:val="20"/>
+                <w:sz w:val="18"/>
               </w:rPr>
               <w:t>3</w:t>
             </w:r>
@@ -2383,7 +2556,7 @@
             <w:r/>
             <w:r>
               <w:rPr>
-                <w:sz w:val="20"/>
+                <w:sz w:val="18"/>
               </w:rPr>
               <w:t>31</w:t>
             </w:r>
@@ -2402,7 +2575,7 @@
             <w:r/>
             <w:r>
               <w:rPr>
-                <w:sz w:val="20"/>
+                <w:sz w:val="18"/>
               </w:rPr>
               <w:t>141</w:t>
             </w:r>
@@ -2425,7 +2598,7 @@
             <w:r/>
             <w:r>
               <w:rPr>
-                <w:sz w:val="20"/>
+                <w:sz w:val="18"/>
               </w:rPr>
               <w:t>2022</w:t>
             </w:r>
@@ -2444,7 +2617,7 @@
             <w:r/>
             <w:r>
               <w:rPr>
-                <w:sz w:val="20"/>
+                <w:sz w:val="18"/>
               </w:rPr>
               <w:t>13</w:t>
             </w:r>
@@ -2463,7 +2636,7 @@
             <w:r/>
             <w:r>
               <w:rPr>
-                <w:sz w:val="20"/>
+                <w:sz w:val="18"/>
               </w:rPr>
               <w:t>193</w:t>
             </w:r>
@@ -2482,7 +2655,7 @@
             <w:r/>
             <w:r>
               <w:rPr>
-                <w:sz w:val="20"/>
+                <w:sz w:val="18"/>
               </w:rPr>
               <w:t>4</w:t>
             </w:r>
@@ -2501,7 +2674,7 @@
             <w:r/>
             <w:r>
               <w:rPr>
-                <w:sz w:val="20"/>
+                <w:sz w:val="18"/>
               </w:rPr>
               <w:t>1</w:t>
             </w:r>
@@ -2520,7 +2693,7 @@
             <w:r/>
             <w:r>
               <w:rPr>
-                <w:sz w:val="20"/>
+                <w:sz w:val="18"/>
               </w:rPr>
               <w:t>26</w:t>
             </w:r>
@@ -2539,7 +2712,7 @@
             <w:r/>
             <w:r>
               <w:rPr>
-                <w:sz w:val="20"/>
+                <w:sz w:val="18"/>
               </w:rPr>
               <w:t>237</w:t>
             </w:r>
@@ -2562,7 +2735,7 @@
             <w:r/>
             <w:r>
               <w:rPr>
-                <w:sz w:val="20"/>
+                <w:sz w:val="18"/>
               </w:rPr>
               <w:t>2023</w:t>
             </w:r>
@@ -2581,7 +2754,7 @@
             <w:r/>
             <w:r>
               <w:rPr>
-                <w:sz w:val="20"/>
+                <w:sz w:val="18"/>
               </w:rPr>
               <w:t>8</w:t>
             </w:r>
@@ -2600,7 +2773,7 @@
             <w:r/>
             <w:r>
               <w:rPr>
-                <w:sz w:val="20"/>
+                <w:sz w:val="18"/>
               </w:rPr>
               <w:t>83</w:t>
             </w:r>
@@ -2619,7 +2792,7 @@
             <w:r/>
             <w:r>
               <w:rPr>
-                <w:sz w:val="20"/>
+                <w:sz w:val="18"/>
               </w:rPr>
               <w:t>0</w:t>
             </w:r>
@@ -2638,7 +2811,7 @@
             <w:r/>
             <w:r>
               <w:rPr>
-                <w:sz w:val="20"/>
+                <w:sz w:val="18"/>
               </w:rPr>
               <w:t>2</w:t>
             </w:r>
@@ -2657,7 +2830,7 @@
             <w:r/>
             <w:r>
               <w:rPr>
-                <w:sz w:val="20"/>
+                <w:sz w:val="18"/>
               </w:rPr>
               <w:t>16</w:t>
             </w:r>
@@ -2676,7 +2849,7 @@
             <w:r/>
             <w:r>
               <w:rPr>
-                <w:sz w:val="20"/>
+                <w:sz w:val="18"/>
               </w:rPr>
               <w:t>109</w:t>
             </w:r>
@@ -2701,7 +2874,7 @@
             <w:r/>
             <w:r>
               <w:rPr>
-                <w:sz w:val="20"/>
+                <w:sz w:val="18"/>
               </w:rPr>
               <w:t>2024</w:t>
             </w:r>
@@ -2722,7 +2895,7 @@
             <w:r/>
             <w:r>
               <w:rPr>
-                <w:sz w:val="20"/>
+                <w:sz w:val="18"/>
               </w:rPr>
               <w:t>3</w:t>
             </w:r>
@@ -2743,7 +2916,7 @@
             <w:r/>
             <w:r>
               <w:rPr>
-                <w:sz w:val="20"/>
+                <w:sz w:val="18"/>
               </w:rPr>
               <w:t>16</w:t>
             </w:r>
@@ -2764,7 +2937,7 @@
             <w:r/>
             <w:r>
               <w:rPr>
-                <w:sz w:val="20"/>
+                <w:sz w:val="18"/>
               </w:rPr>
               <w:t>0</w:t>
             </w:r>
@@ -2785,7 +2958,7 @@
             <w:r/>
             <w:r>
               <w:rPr>
-                <w:sz w:val="20"/>
+                <w:sz w:val="18"/>
               </w:rPr>
               <w:t>0</w:t>
             </w:r>
@@ -2806,7 +2979,7 @@
             <w:r/>
             <w:r>
               <w:rPr>
-                <w:sz w:val="20"/>
+                <w:sz w:val="18"/>
               </w:rPr>
               <w:t>17</w:t>
             </w:r>
@@ -2827,7 +3000,7 @@
             <w:r/>
             <w:r>
               <w:rPr>
-                <w:sz w:val="20"/>
+                <w:sz w:val="18"/>
               </w:rPr>
               <w:t>36</w:t>
             </w:r>
@@ -2868,7 +3041,19 @@
         <w:rPr>
           <w:sz w:val="22"/>
         </w:rPr>
-        <w:t>Figure S1. Number of non-financial firms by year of first LSEG ESG score</w:t>
+        <w:t xml:space="preserve">Figure S1. Number of non-financial firms by year of first </w:t>
+      </w:r>
+      <w:r>
+        <w:rPr>
+          <w:sz w:val="22"/>
+        </w:rPr>
+        <w:t>recorded</w:t>
+      </w:r>
+      <w:r>
+        <w:rPr>
+          <w:sz w:val="22"/>
+        </w:rPr>
+        <w:t xml:space="preserve"> LSEG ESG score</w:t>
       </w:r>
     </w:p>
     <w:p>
@@ -2879,7 +3064,7 @@
       <w:r>
         <w:drawing>
           <wp:inline xmlns:a="http://schemas.openxmlformats.org/drawingml/2006/main" xmlns:pic="http://schemas.openxmlformats.org/drawingml/2006/picture">
-            <wp:extent cx="5943600" cy="3467100"/>
+            <wp:extent cx="5943600" cy="3108960"/>
             <wp:docPr id="1" name="Picture 1"/>
             <wp:cNvGraphicFramePr>
               <a:graphicFrameLocks noChangeAspect="1"/>
@@ -2900,7 +3085,7 @@
                   <pic:spPr>
                     <a:xfrm>
                       <a:off x="0" y="0"/>
-                      <a:ext cx="5943600" cy="3467100"/>
+                      <a:ext cx="5943600" cy="3108960"/>
                     </a:xfrm>
                     <a:prstGeom prst="rect"/>
                   </pic:spPr>
@@ -2944,7 +3129,19 @@
         <w:rPr>
           <w:sz w:val="22"/>
         </w:rPr>
-        <w:t>Table S3. Estimates of the average effect of the first LSEG ESG score by market</w:t>
+        <w:t xml:space="preserve">Table S3. Average change after the first </w:t>
+      </w:r>
+      <w:r>
+        <w:rPr>
+          <w:sz w:val="22"/>
+        </w:rPr>
+        <w:t>recorded</w:t>
+      </w:r>
+      <w:r>
+        <w:rPr>
+          <w:sz w:val="22"/>
+        </w:rPr>
+        <w:t xml:space="preserve"> LSEG ESG score by market</w:t>
       </w:r>
     </w:p>
     <w:tbl>
@@ -2961,12 +3158,12 @@
         <w:tblLook w:firstColumn="1" w:firstRow="1" w:lastColumn="0" w:lastRow="0" w:noHBand="0" w:noVBand="1" w:val="04A0"/>
       </w:tblPr>
       <w:tblGrid>
-        <w:gridCol w:w="1728"/>
+        <w:gridCol w:w="1872"/>
+        <w:gridCol w:w="1440"/>
+        <w:gridCol w:w="1512"/>
+        <w:gridCol w:w="1512"/>
+        <w:gridCol w:w="1440"/>
         <w:gridCol w:w="1584"/>
-        <w:gridCol w:w="1584"/>
-        <w:gridCol w:w="1584"/>
-        <w:gridCol w:w="1584"/>
-        <w:gridCol w:w="1296"/>
       </w:tblGrid>
       <w:tr>
         <w:trPr>
@@ -2975,7 +3172,7 @@
         </w:trPr>
         <w:tc>
           <w:tcPr>
-            <w:tcW w:type="dxa" w:w="1728"/>
+            <w:tcW w:type="dxa" w:w="1872"/>
             <w:tcBorders>
               <w:top w:val="single" w:sz="6" w:color="000000"/>
               <w:bottom w:val="single" w:sz="6" w:color="000000"/>
@@ -2990,9 +3187,105 @@
             <w:r>
               <w:rPr>
                 <w:b/>
-                <w:sz w:val="20"/>
+                <w:sz w:val="18"/>
               </w:rPr>
               <w:t>Market</w:t>
+            </w:r>
+          </w:p>
+        </w:tc>
+        <w:tc>
+          <w:tcPr>
+            <w:tcW w:type="dxa" w:w="1440"/>
+            <w:tcBorders>
+              <w:top w:val="single" w:sz="6" w:color="000000"/>
+              <w:bottom w:val="single" w:sz="6" w:color="000000"/>
+            </w:tcBorders>
+          </w:tcPr>
+          <w:p>
+            <w:pPr>
+              <w:keepNext/>
+              <w:spacing w:after="0" w:line="240" w:lineRule="auto"/>
+              <w:jc w:val="center"/>
+            </w:pPr>
+            <w:r/>
+            <w:r>
+              <w:rPr>
+                <w:b/>
+                <w:sz w:val="18"/>
+              </w:rPr>
+              <w:t>ln(MTB)</w:t>
+            </w:r>
+          </w:p>
+        </w:tc>
+        <w:tc>
+          <w:tcPr>
+            <w:tcW w:type="dxa" w:w="1512"/>
+            <w:tcBorders>
+              <w:top w:val="single" w:sz="6" w:color="000000"/>
+              <w:bottom w:val="single" w:sz="6" w:color="000000"/>
+            </w:tcBorders>
+          </w:tcPr>
+          <w:p>
+            <w:pPr>
+              <w:keepNext/>
+              <w:spacing w:after="0" w:line="240" w:lineRule="auto"/>
+              <w:jc w:val="center"/>
+            </w:pPr>
+            <w:r/>
+            <w:r>
+              <w:rPr>
+                <w:b/>
+                <w:sz w:val="18"/>
+              </w:rPr>
+              <w:t>ln(market cap)</w:t>
+            </w:r>
+          </w:p>
+        </w:tc>
+        <w:tc>
+          <w:tcPr>
+            <w:tcW w:type="dxa" w:w="1512"/>
+            <w:tcBorders>
+              <w:top w:val="single" w:sz="6" w:color="000000"/>
+              <w:bottom w:val="single" w:sz="6" w:color="000000"/>
+            </w:tcBorders>
+          </w:tcPr>
+          <w:p>
+            <w:pPr>
+              <w:keepNext/>
+              <w:spacing w:after="0" w:line="240" w:lineRule="auto"/>
+              <w:jc w:val="center"/>
+            </w:pPr>
+            <w:r/>
+            <w:r>
+              <w:rPr>
+                <w:b/>
+                <w:sz w:val="18"/>
+              </w:rPr>
+              <w:t>Leverage (ratio)</w:t>
+            </w:r>
+          </w:p>
+        </w:tc>
+        <w:tc>
+          <w:tcPr>
+            <w:tcW w:type="dxa" w:w="1440"/>
+            <w:tcBorders>
+              <w:top w:val="single" w:sz="6" w:color="000000"/>
+              <w:bottom w:val="single" w:sz="6" w:color="000000"/>
+            </w:tcBorders>
+          </w:tcPr>
+          <w:p>
+            <w:pPr>
+              <w:keepNext/>
+              <w:spacing w:after="0" w:line="240" w:lineRule="auto"/>
+              <w:jc w:val="center"/>
+            </w:pPr>
+            <w:r/>
+            <w:r>
+              <w:rPr>
+                <w:b/>
+                <w:sz w:val="18"/>
+              </w:rPr>
+              <w:t>ln(assets)</w:t>
             </w:r>
           </w:p>
         </w:tc>
@@ -3014,105 +3307,9 @@
             <w:r>
               <w:rPr>
                 <w:b/>
-                <w:sz w:val="20"/>
-              </w:rPr>
-              <w:t>ln(MTB)</w:t>
-            </w:r>
-          </w:p>
-        </w:tc>
-        <w:tc>
-          <w:tcPr>
-            <w:tcW w:type="dxa" w:w="1584"/>
-            <w:tcBorders>
-              <w:top w:val="single" w:sz="6" w:color="000000"/>
-              <w:bottom w:val="single" w:sz="6" w:color="000000"/>
-            </w:tcBorders>
-          </w:tcPr>
-          <w:p>
-            <w:pPr>
-              <w:keepNext/>
-              <w:spacing w:after="0" w:line="240" w:lineRule="auto"/>
-              <w:jc w:val="center"/>
-            </w:pPr>
-            <w:r/>
-            <w:r>
-              <w:rPr>
-                <w:b/>
-                <w:sz w:val="20"/>
-              </w:rPr>
-              <w:t>ln(market cap)</w:t>
-            </w:r>
-          </w:p>
-        </w:tc>
-        <w:tc>
-          <w:tcPr>
-            <w:tcW w:type="dxa" w:w="1584"/>
-            <w:tcBorders>
-              <w:top w:val="single" w:sz="6" w:color="000000"/>
-              <w:bottom w:val="single" w:sz="6" w:color="000000"/>
-            </w:tcBorders>
-          </w:tcPr>
-          <w:p>
-            <w:pPr>
-              <w:keepNext/>
-              <w:spacing w:after="0" w:line="240" w:lineRule="auto"/>
-              <w:jc w:val="center"/>
-            </w:pPr>
-            <w:r/>
-            <w:r>
-              <w:rPr>
-                <w:b/>
-                <w:sz w:val="20"/>
-              </w:rPr>
-              <w:t>Leverage (ratio)</w:t>
-            </w:r>
-          </w:p>
-        </w:tc>
-        <w:tc>
-          <w:tcPr>
-            <w:tcW w:type="dxa" w:w="1584"/>
-            <w:tcBorders>
-              <w:top w:val="single" w:sz="6" w:color="000000"/>
-              <w:bottom w:val="single" w:sz="6" w:color="000000"/>
-            </w:tcBorders>
-          </w:tcPr>
-          <w:p>
-            <w:pPr>
-              <w:keepNext/>
-              <w:spacing w:after="0" w:line="240" w:lineRule="auto"/>
-              <w:jc w:val="center"/>
-            </w:pPr>
-            <w:r/>
-            <w:r>
-              <w:rPr>
-                <w:b/>
-                <w:sz w:val="20"/>
-              </w:rPr>
-              <w:t>ln(assets)</w:t>
-            </w:r>
-          </w:p>
-        </w:tc>
-        <w:tc>
-          <w:tcPr>
-            <w:tcW w:type="dxa" w:w="1296"/>
-            <w:tcBorders>
-              <w:top w:val="single" w:sz="6" w:color="000000"/>
-              <w:bottom w:val="single" w:sz="6" w:color="000000"/>
-            </w:tcBorders>
-          </w:tcPr>
-          <w:p>
-            <w:pPr>
-              <w:keepNext/>
-              <w:spacing w:after="0" w:line="240" w:lineRule="auto"/>
-              <w:jc w:val="center"/>
-            </w:pPr>
-            <w:r/>
-            <w:r>
-              <w:rPr>
-                <w:b/>
-                <w:sz w:val="20"/>
-              </w:rPr>
-              <w:t>Scored firms</w:t>
+                <w:sz w:val="18"/>
+              </w:rPr>
+              <w:t>Scored / control firms</w:t>
             </w:r>
           </w:p>
         </w:tc>
@@ -3123,17 +3320,17 @@
         </w:trPr>
         <w:tc>
           <w:tcPr>
-            <w:tcW w:type="dxa" w:w="1728"/>
-          </w:tcPr>
-          <w:p>
-            <w:pPr>
-              <w:keepNext/>
-              <w:spacing w:after="0" w:line="240" w:lineRule="auto"/>
-            </w:pPr>
-            <w:r/>
-            <w:r>
-              <w:rPr>
-                <w:sz w:val="20"/>
+            <w:tcW w:type="dxa" w:w="1872"/>
+          </w:tcPr>
+          <w:p>
+            <w:pPr>
+              <w:keepNext/>
+              <w:spacing w:after="0" w:line="240" w:lineRule="auto"/>
+            </w:pPr>
+            <w:r/>
+            <w:r>
+              <w:rPr>
+                <w:sz w:val="18"/>
               </w:rPr>
               <w:t>Indonesia</w:t>
             </w:r>
@@ -3141,6 +3338,82 @@
         </w:tc>
         <w:tc>
           <w:tcPr>
+            <w:tcW w:type="dxa" w:w="1440"/>
+          </w:tcPr>
+          <w:p>
+            <w:pPr>
+              <w:keepNext/>
+              <w:spacing w:after="0" w:line="240" w:lineRule="auto"/>
+              <w:jc w:val="center"/>
+            </w:pPr>
+            <w:r/>
+            <w:r>
+              <w:rPr>
+                <w:sz w:val="18"/>
+              </w:rPr>
+              <w:t>0.054 (0.128)</w:t>
+            </w:r>
+          </w:p>
+        </w:tc>
+        <w:tc>
+          <w:tcPr>
+            <w:tcW w:type="dxa" w:w="1512"/>
+          </w:tcPr>
+          <w:p>
+            <w:pPr>
+              <w:keepNext/>
+              <w:spacing w:after="0" w:line="240" w:lineRule="auto"/>
+              <w:jc w:val="center"/>
+            </w:pPr>
+            <w:r/>
+            <w:r>
+              <w:rPr>
+                <w:sz w:val="18"/>
+              </w:rPr>
+              <w:t>−0.018 (0.109)</w:t>
+            </w:r>
+          </w:p>
+        </w:tc>
+        <w:tc>
+          <w:tcPr>
+            <w:tcW w:type="dxa" w:w="1512"/>
+          </w:tcPr>
+          <w:p>
+            <w:pPr>
+              <w:keepNext/>
+              <w:spacing w:after="0" w:line="240" w:lineRule="auto"/>
+              <w:jc w:val="center"/>
+            </w:pPr>
+            <w:r/>
+            <w:r>
+              <w:rPr>
+                <w:sz w:val="18"/>
+              </w:rPr>
+              <w:t>0.023 (0.018)</w:t>
+            </w:r>
+          </w:p>
+        </w:tc>
+        <w:tc>
+          <w:tcPr>
+            <w:tcW w:type="dxa" w:w="1440"/>
+          </w:tcPr>
+          <w:p>
+            <w:pPr>
+              <w:keepNext/>
+              <w:spacing w:after="0" w:line="240" w:lineRule="auto"/>
+              <w:jc w:val="center"/>
+            </w:pPr>
+            <w:r/>
+            <w:r>
+              <w:rPr>
+                <w:sz w:val="18"/>
+              </w:rPr>
+              <w:t>0.123* (0.070)</w:t>
+            </w:r>
+          </w:p>
+        </w:tc>
+        <w:tc>
+          <w:tcPr>
             <w:tcW w:type="dxa" w:w="1584"/>
           </w:tcPr>
           <w:p>
@@ -3152,85 +3425,9 @@
             <w:r/>
             <w:r>
               <w:rPr>
-                <w:sz w:val="20"/>
-              </w:rPr>
-              <w:t>0.054 (0.128)</w:t>
-            </w:r>
-          </w:p>
-        </w:tc>
-        <w:tc>
-          <w:tcPr>
-            <w:tcW w:type="dxa" w:w="1584"/>
-          </w:tcPr>
-          <w:p>
-            <w:pPr>
-              <w:keepNext/>
-              <w:spacing w:after="0" w:line="240" w:lineRule="auto"/>
-              <w:jc w:val="center"/>
-            </w:pPr>
-            <w:r/>
-            <w:r>
-              <w:rPr>
-                <w:sz w:val="20"/>
-              </w:rPr>
-              <w:t>−0.018 (0.109)</w:t>
-            </w:r>
-          </w:p>
-        </w:tc>
-        <w:tc>
-          <w:tcPr>
-            <w:tcW w:type="dxa" w:w="1584"/>
-          </w:tcPr>
-          <w:p>
-            <w:pPr>
-              <w:keepNext/>
-              <w:spacing w:after="0" w:line="240" w:lineRule="auto"/>
-              <w:jc w:val="center"/>
-            </w:pPr>
-            <w:r/>
-            <w:r>
-              <w:rPr>
-                <w:sz w:val="20"/>
-              </w:rPr>
-              <w:t>0.023 (0.018)</w:t>
-            </w:r>
-          </w:p>
-        </w:tc>
-        <w:tc>
-          <w:tcPr>
-            <w:tcW w:type="dxa" w:w="1584"/>
-          </w:tcPr>
-          <w:p>
-            <w:pPr>
-              <w:keepNext/>
-              <w:spacing w:after="0" w:line="240" w:lineRule="auto"/>
-              <w:jc w:val="center"/>
-            </w:pPr>
-            <w:r/>
-            <w:r>
-              <w:rPr>
-                <w:sz w:val="20"/>
-              </w:rPr>
-              <w:t>0.123* (0.070)</w:t>
-            </w:r>
-          </w:p>
-        </w:tc>
-        <w:tc>
-          <w:tcPr>
-            <w:tcW w:type="dxa" w:w="1296"/>
-          </w:tcPr>
-          <w:p>
-            <w:pPr>
-              <w:keepNext/>
-              <w:spacing w:after="0" w:line="240" w:lineRule="auto"/>
-              <w:jc w:val="center"/>
-            </w:pPr>
-            <w:r/>
-            <w:r>
-              <w:rPr>
-                <w:sz w:val="20"/>
-              </w:rPr>
-              <w:t>39</w:t>
+                <w:sz w:val="18"/>
+              </w:rPr>
+              <w:t>39 / 678</w:t>
             </w:r>
           </w:p>
         </w:tc>
@@ -3241,17 +3438,17 @@
         </w:trPr>
         <w:tc>
           <w:tcPr>
-            <w:tcW w:type="dxa" w:w="1728"/>
-          </w:tcPr>
-          <w:p>
-            <w:pPr>
-              <w:keepNext/>
-              <w:spacing w:after="0" w:line="240" w:lineRule="auto"/>
-            </w:pPr>
-            <w:r/>
-            <w:r>
-              <w:rPr>
-                <w:sz w:val="20"/>
+            <w:tcW w:type="dxa" w:w="1872"/>
+          </w:tcPr>
+          <w:p>
+            <w:pPr>
+              <w:keepNext/>
+              <w:spacing w:after="0" w:line="240" w:lineRule="auto"/>
+            </w:pPr>
+            <w:r/>
+            <w:r>
+              <w:rPr>
+                <w:sz w:val="18"/>
               </w:rPr>
               <w:t>Malaysia</w:t>
             </w:r>
@@ -3259,6 +3456,82 @@
         </w:tc>
         <w:tc>
           <w:tcPr>
+            <w:tcW w:type="dxa" w:w="1440"/>
+          </w:tcPr>
+          <w:p>
+            <w:pPr>
+              <w:keepNext/>
+              <w:spacing w:after="0" w:line="240" w:lineRule="auto"/>
+              <w:jc w:val="center"/>
+            </w:pPr>
+            <w:r/>
+            <w:r>
+              <w:rPr>
+                <w:sz w:val="18"/>
+              </w:rPr>
+              <w:t>0.009 (0.033)</w:t>
+            </w:r>
+          </w:p>
+        </w:tc>
+        <w:tc>
+          <w:tcPr>
+            <w:tcW w:type="dxa" w:w="1512"/>
+          </w:tcPr>
+          <w:p>
+            <w:pPr>
+              <w:keepNext/>
+              <w:spacing w:after="0" w:line="240" w:lineRule="auto"/>
+              <w:jc w:val="center"/>
+            </w:pPr>
+            <w:r/>
+            <w:r>
+              <w:rPr>
+                <w:sz w:val="18"/>
+              </w:rPr>
+              <w:t>−0.114** (0.048)</w:t>
+            </w:r>
+          </w:p>
+        </w:tc>
+        <w:tc>
+          <w:tcPr>
+            <w:tcW w:type="dxa" w:w="1512"/>
+          </w:tcPr>
+          <w:p>
+            <w:pPr>
+              <w:keepNext/>
+              <w:spacing w:after="0" w:line="240" w:lineRule="auto"/>
+              <w:jc w:val="center"/>
+            </w:pPr>
+            <w:r/>
+            <w:r>
+              <w:rPr>
+                <w:sz w:val="18"/>
+              </w:rPr>
+              <w:t>0.002 (0.006)</w:t>
+            </w:r>
+          </w:p>
+        </w:tc>
+        <w:tc>
+          <w:tcPr>
+            <w:tcW w:type="dxa" w:w="1440"/>
+          </w:tcPr>
+          <w:p>
+            <w:pPr>
+              <w:keepNext/>
+              <w:spacing w:after="0" w:line="240" w:lineRule="auto"/>
+              <w:jc w:val="center"/>
+            </w:pPr>
+            <w:r/>
+            <w:r>
+              <w:rPr>
+                <w:sz w:val="18"/>
+              </w:rPr>
+              <w:t>0.033 (0.024)</w:t>
+            </w:r>
+          </w:p>
+        </w:tc>
+        <w:tc>
+          <w:tcPr>
             <w:tcW w:type="dxa" w:w="1584"/>
           </w:tcPr>
           <w:p>
@@ -3270,85 +3543,9 @@
             <w:r/>
             <w:r>
               <w:rPr>
-                <w:sz w:val="20"/>
-              </w:rPr>
-              <w:t>0.009 (0.033)</w:t>
-            </w:r>
-          </w:p>
-        </w:tc>
-        <w:tc>
-          <w:tcPr>
-            <w:tcW w:type="dxa" w:w="1584"/>
-          </w:tcPr>
-          <w:p>
-            <w:pPr>
-              <w:keepNext/>
-              <w:spacing w:after="0" w:line="240" w:lineRule="auto"/>
-              <w:jc w:val="center"/>
-            </w:pPr>
-            <w:r/>
-            <w:r>
-              <w:rPr>
-                <w:sz w:val="20"/>
-              </w:rPr>
-              <w:t>−0.114** (0.048)</w:t>
-            </w:r>
-          </w:p>
-        </w:tc>
-        <w:tc>
-          <w:tcPr>
-            <w:tcW w:type="dxa" w:w="1584"/>
-          </w:tcPr>
-          <w:p>
-            <w:pPr>
-              <w:keepNext/>
-              <w:spacing w:after="0" w:line="240" w:lineRule="auto"/>
-              <w:jc w:val="center"/>
-            </w:pPr>
-            <w:r/>
-            <w:r>
-              <w:rPr>
-                <w:sz w:val="20"/>
-              </w:rPr>
-              <w:t>0.002 (0.006)</w:t>
-            </w:r>
-          </w:p>
-        </w:tc>
-        <w:tc>
-          <w:tcPr>
-            <w:tcW w:type="dxa" w:w="1584"/>
-          </w:tcPr>
-          <w:p>
-            <w:pPr>
-              <w:keepNext/>
-              <w:spacing w:after="0" w:line="240" w:lineRule="auto"/>
-              <w:jc w:val="center"/>
-            </w:pPr>
-            <w:r/>
-            <w:r>
-              <w:rPr>
-                <w:sz w:val="20"/>
-              </w:rPr>
-              <w:t>0.033 (0.024)</w:t>
-            </w:r>
-          </w:p>
-        </w:tc>
-        <w:tc>
-          <w:tcPr>
-            <w:tcW w:type="dxa" w:w="1296"/>
-          </w:tcPr>
-          <w:p>
-            <w:pPr>
-              <w:keepNext/>
-              <w:spacing w:after="0" w:line="240" w:lineRule="auto"/>
-              <w:jc w:val="center"/>
-            </w:pPr>
-            <w:r/>
-            <w:r>
-              <w:rPr>
-                <w:sz w:val="20"/>
-              </w:rPr>
-              <w:t>372</w:t>
+                <w:sz w:val="18"/>
+              </w:rPr>
+              <w:t>372 / 486</w:t>
             </w:r>
           </w:p>
         </w:tc>
@@ -3359,17 +3556,17 @@
         </w:trPr>
         <w:tc>
           <w:tcPr>
-            <w:tcW w:type="dxa" w:w="1728"/>
-          </w:tcPr>
-          <w:p>
-            <w:pPr>
-              <w:keepNext/>
-              <w:spacing w:after="0" w:line="240" w:lineRule="auto"/>
-            </w:pPr>
-            <w:r/>
-            <w:r>
-              <w:rPr>
-                <w:sz w:val="20"/>
+            <w:tcW w:type="dxa" w:w="1872"/>
+          </w:tcPr>
+          <w:p>
+            <w:pPr>
+              <w:keepNext/>
+              <w:spacing w:after="0" w:line="240" w:lineRule="auto"/>
+            </w:pPr>
+            <w:r/>
+            <w:r>
+              <w:rPr>
+                <w:sz w:val="18"/>
               </w:rPr>
               <w:t>Philippines</w:t>
             </w:r>
@@ -3377,6 +3574,82 @@
         </w:tc>
         <w:tc>
           <w:tcPr>
+            <w:tcW w:type="dxa" w:w="1440"/>
+          </w:tcPr>
+          <w:p>
+            <w:pPr>
+              <w:keepNext/>
+              <w:spacing w:after="0" w:line="240" w:lineRule="auto"/>
+              <w:jc w:val="center"/>
+            </w:pPr>
+            <w:r/>
+            <w:r>
+              <w:rPr>
+                <w:sz w:val="18"/>
+              </w:rPr>
+              <w:t>−0.006 (0.109)</w:t>
+            </w:r>
+          </w:p>
+        </w:tc>
+        <w:tc>
+          <w:tcPr>
+            <w:tcW w:type="dxa" w:w="1512"/>
+          </w:tcPr>
+          <w:p>
+            <w:pPr>
+              <w:keepNext/>
+              <w:spacing w:after="0" w:line="240" w:lineRule="auto"/>
+              <w:jc w:val="center"/>
+            </w:pPr>
+            <w:r/>
+            <w:r>
+              <w:rPr>
+                <w:sz w:val="18"/>
+              </w:rPr>
+              <w:t>0.101 (0.128)</w:t>
+            </w:r>
+          </w:p>
+        </w:tc>
+        <w:tc>
+          <w:tcPr>
+            <w:tcW w:type="dxa" w:w="1512"/>
+          </w:tcPr>
+          <w:p>
+            <w:pPr>
+              <w:keepNext/>
+              <w:spacing w:after="0" w:line="240" w:lineRule="auto"/>
+              <w:jc w:val="center"/>
+            </w:pPr>
+            <w:r/>
+            <w:r>
+              <w:rPr>
+                <w:sz w:val="18"/>
+              </w:rPr>
+              <w:t>0.041 (0.028)</w:t>
+            </w:r>
+          </w:p>
+        </w:tc>
+        <w:tc>
+          <w:tcPr>
+            <w:tcW w:type="dxa" w:w="1440"/>
+          </w:tcPr>
+          <w:p>
+            <w:pPr>
+              <w:keepNext/>
+              <w:spacing w:after="0" w:line="240" w:lineRule="auto"/>
+              <w:jc w:val="center"/>
+            </w:pPr>
+            <w:r/>
+            <w:r>
+              <w:rPr>
+                <w:sz w:val="18"/>
+              </w:rPr>
+              <w:t>0.025 (0.079)</w:t>
+            </w:r>
+          </w:p>
+        </w:tc>
+        <w:tc>
+          <w:tcPr>
             <w:tcW w:type="dxa" w:w="1584"/>
           </w:tcPr>
           <w:p>
@@ -3388,85 +3661,9 @@
             <w:r/>
             <w:r>
               <w:rPr>
-                <w:sz w:val="20"/>
-              </w:rPr>
-              <w:t>−0.006 (0.109)</w:t>
-            </w:r>
-          </w:p>
-        </w:tc>
-        <w:tc>
-          <w:tcPr>
-            <w:tcW w:type="dxa" w:w="1584"/>
-          </w:tcPr>
-          <w:p>
-            <w:pPr>
-              <w:keepNext/>
-              <w:spacing w:after="0" w:line="240" w:lineRule="auto"/>
-              <w:jc w:val="center"/>
-            </w:pPr>
-            <w:r/>
-            <w:r>
-              <w:rPr>
-                <w:sz w:val="20"/>
-              </w:rPr>
-              <w:t>0.101 (0.128)</w:t>
-            </w:r>
-          </w:p>
-        </w:tc>
-        <w:tc>
-          <w:tcPr>
-            <w:tcW w:type="dxa" w:w="1584"/>
-          </w:tcPr>
-          <w:p>
-            <w:pPr>
-              <w:keepNext/>
-              <w:spacing w:after="0" w:line="240" w:lineRule="auto"/>
-              <w:jc w:val="center"/>
-            </w:pPr>
-            <w:r/>
-            <w:r>
-              <w:rPr>
-                <w:sz w:val="20"/>
-              </w:rPr>
-              <w:t>0.041 (0.028)</w:t>
-            </w:r>
-          </w:p>
-        </w:tc>
-        <w:tc>
-          <w:tcPr>
-            <w:tcW w:type="dxa" w:w="1584"/>
-          </w:tcPr>
-          <w:p>
-            <w:pPr>
-              <w:keepNext/>
-              <w:spacing w:after="0" w:line="240" w:lineRule="auto"/>
-              <w:jc w:val="center"/>
-            </w:pPr>
-            <w:r/>
-            <w:r>
-              <w:rPr>
-                <w:sz w:val="20"/>
-              </w:rPr>
-              <w:t>0.025 (0.079)</w:t>
-            </w:r>
-          </w:p>
-        </w:tc>
-        <w:tc>
-          <w:tcPr>
-            <w:tcW w:type="dxa" w:w="1296"/>
-          </w:tcPr>
-          <w:p>
-            <w:pPr>
-              <w:keepNext/>
-              <w:spacing w:after="0" w:line="240" w:lineRule="auto"/>
-              <w:jc w:val="center"/>
-            </w:pPr>
-            <w:r/>
-            <w:r>
-              <w:rPr>
-                <w:sz w:val="20"/>
-              </w:rPr>
-              <w:t>14</w:t>
+                <w:sz w:val="18"/>
+              </w:rPr>
+              <w:t>14 / 179</w:t>
             </w:r>
           </w:p>
         </w:tc>
@@ -3477,17 +3674,17 @@
         </w:trPr>
         <w:tc>
           <w:tcPr>
-            <w:tcW w:type="dxa" w:w="1728"/>
-          </w:tcPr>
-          <w:p>
-            <w:pPr>
-              <w:keepNext/>
-              <w:spacing w:after="0" w:line="240" w:lineRule="auto"/>
-            </w:pPr>
-            <w:r/>
-            <w:r>
-              <w:rPr>
-                <w:sz w:val="20"/>
+            <w:tcW w:type="dxa" w:w="1872"/>
+          </w:tcPr>
+          <w:p>
+            <w:pPr>
+              <w:keepNext/>
+              <w:spacing w:after="0" w:line="240" w:lineRule="auto"/>
+            </w:pPr>
+            <w:r/>
+            <w:r>
+              <w:rPr>
+                <w:sz w:val="18"/>
               </w:rPr>
               <w:t>Singapore</w:t>
             </w:r>
@@ -3495,6 +3692,82 @@
         </w:tc>
         <w:tc>
           <w:tcPr>
+            <w:tcW w:type="dxa" w:w="1440"/>
+          </w:tcPr>
+          <w:p>
+            <w:pPr>
+              <w:keepNext/>
+              <w:spacing w:after="0" w:line="240" w:lineRule="auto"/>
+              <w:jc w:val="center"/>
+            </w:pPr>
+            <w:r/>
+            <w:r>
+              <w:rPr>
+                <w:sz w:val="18"/>
+              </w:rPr>
+              <w:t>−0.037 (0.073)</w:t>
+            </w:r>
+          </w:p>
+        </w:tc>
+        <w:tc>
+          <w:tcPr>
+            <w:tcW w:type="dxa" w:w="1512"/>
+          </w:tcPr>
+          <w:p>
+            <w:pPr>
+              <w:keepNext/>
+              <w:spacing w:after="0" w:line="240" w:lineRule="auto"/>
+              <w:jc w:val="center"/>
+            </w:pPr>
+            <w:r/>
+            <w:r>
+              <w:rPr>
+                <w:sz w:val="18"/>
+              </w:rPr>
+              <w:t>0.143* (0.087)</w:t>
+            </w:r>
+          </w:p>
+        </w:tc>
+        <w:tc>
+          <w:tcPr>
+            <w:tcW w:type="dxa" w:w="1512"/>
+          </w:tcPr>
+          <w:p>
+            <w:pPr>
+              <w:keepNext/>
+              <w:spacing w:after="0" w:line="240" w:lineRule="auto"/>
+              <w:jc w:val="center"/>
+            </w:pPr>
+            <w:r/>
+            <w:r>
+              <w:rPr>
+                <w:sz w:val="18"/>
+              </w:rPr>
+              <w:t>0.048** (0.020)</w:t>
+            </w:r>
+          </w:p>
+        </w:tc>
+        <w:tc>
+          <w:tcPr>
+            <w:tcW w:type="dxa" w:w="1440"/>
+          </w:tcPr>
+          <w:p>
+            <w:pPr>
+              <w:keepNext/>
+              <w:spacing w:after="0" w:line="240" w:lineRule="auto"/>
+              <w:jc w:val="center"/>
+            </w:pPr>
+            <w:r/>
+            <w:r>
+              <w:rPr>
+                <w:sz w:val="18"/>
+              </w:rPr>
+              <w:t>0.013 (0.084)</w:t>
+            </w:r>
+          </w:p>
+        </w:tc>
+        <w:tc>
+          <w:tcPr>
             <w:tcW w:type="dxa" w:w="1584"/>
           </w:tcPr>
           <w:p>
@@ -3506,85 +3779,9 @@
             <w:r/>
             <w:r>
               <w:rPr>
-                <w:sz w:val="20"/>
-              </w:rPr>
-              <w:t>−0.037 (0.073)</w:t>
-            </w:r>
-          </w:p>
-        </w:tc>
-        <w:tc>
-          <w:tcPr>
-            <w:tcW w:type="dxa" w:w="1584"/>
-          </w:tcPr>
-          <w:p>
-            <w:pPr>
-              <w:keepNext/>
-              <w:spacing w:after="0" w:line="240" w:lineRule="auto"/>
-              <w:jc w:val="center"/>
-            </w:pPr>
-            <w:r/>
-            <w:r>
-              <w:rPr>
-                <w:sz w:val="20"/>
-              </w:rPr>
-              <w:t>0.143* (0.087)</w:t>
-            </w:r>
-          </w:p>
-        </w:tc>
-        <w:tc>
-          <w:tcPr>
-            <w:tcW w:type="dxa" w:w="1584"/>
-          </w:tcPr>
-          <w:p>
-            <w:pPr>
-              <w:keepNext/>
-              <w:spacing w:after="0" w:line="240" w:lineRule="auto"/>
-              <w:jc w:val="center"/>
-            </w:pPr>
-            <w:r/>
-            <w:r>
-              <w:rPr>
-                <w:sz w:val="20"/>
-              </w:rPr>
-              <w:t>0.048** (0.020)</w:t>
-            </w:r>
-          </w:p>
-        </w:tc>
-        <w:tc>
-          <w:tcPr>
-            <w:tcW w:type="dxa" w:w="1584"/>
-          </w:tcPr>
-          <w:p>
-            <w:pPr>
-              <w:keepNext/>
-              <w:spacing w:after="0" w:line="240" w:lineRule="auto"/>
-              <w:jc w:val="center"/>
-            </w:pPr>
-            <w:r/>
-            <w:r>
-              <w:rPr>
-                <w:sz w:val="20"/>
-              </w:rPr>
-              <w:t>0.013 (0.084)</w:t>
-            </w:r>
-          </w:p>
-        </w:tc>
-        <w:tc>
-          <w:tcPr>
-            <w:tcW w:type="dxa" w:w="1296"/>
-          </w:tcPr>
-          <w:p>
-            <w:pPr>
-              <w:keepNext/>
-              <w:spacing w:after="0" w:line="240" w:lineRule="auto"/>
-              <w:jc w:val="center"/>
-            </w:pPr>
-            <w:r/>
-            <w:r>
-              <w:rPr>
-                <w:sz w:val="20"/>
-              </w:rPr>
-              <w:t>46</w:t>
+                <w:sz w:val="18"/>
+              </w:rPr>
+              <w:t>46 / 452</w:t>
             </w:r>
           </w:p>
         </w:tc>
@@ -3595,7 +3792,7 @@
         </w:trPr>
         <w:tc>
           <w:tcPr>
-            <w:tcW w:type="dxa" w:w="1728"/>
+            <w:tcW w:type="dxa" w:w="1872"/>
             <w:tcBorders>
               <w:bottom w:val="single" w:sz="6" w:color="000000"/>
             </w:tcBorders>
@@ -3607,9 +3804,93 @@
             <w:r/>
             <w:r>
               <w:rPr>
-                <w:sz w:val="20"/>
+                <w:sz w:val="18"/>
               </w:rPr>
               <w:t>Thailand</w:t>
+            </w:r>
+          </w:p>
+        </w:tc>
+        <w:tc>
+          <w:tcPr>
+            <w:tcW w:type="dxa" w:w="1440"/>
+            <w:tcBorders>
+              <w:bottom w:val="single" w:sz="6" w:color="000000"/>
+            </w:tcBorders>
+          </w:tcPr>
+          <w:p>
+            <w:pPr>
+              <w:spacing w:after="0" w:line="240" w:lineRule="auto"/>
+              <w:jc w:val="center"/>
+            </w:pPr>
+            <w:r/>
+            <w:r>
+              <w:rPr>
+                <w:sz w:val="18"/>
+              </w:rPr>
+              <w:t>0.027 (0.047)</w:t>
+            </w:r>
+          </w:p>
+        </w:tc>
+        <w:tc>
+          <w:tcPr>
+            <w:tcW w:type="dxa" w:w="1512"/>
+            <w:tcBorders>
+              <w:bottom w:val="single" w:sz="6" w:color="000000"/>
+            </w:tcBorders>
+          </w:tcPr>
+          <w:p>
+            <w:pPr>
+              <w:spacing w:after="0" w:line="240" w:lineRule="auto"/>
+              <w:jc w:val="center"/>
+            </w:pPr>
+            <w:r/>
+            <w:r>
+              <w:rPr>
+                <w:sz w:val="18"/>
+              </w:rPr>
+              <w:t>0.059 (0.059)</w:t>
+            </w:r>
+          </w:p>
+        </w:tc>
+        <w:tc>
+          <w:tcPr>
+            <w:tcW w:type="dxa" w:w="1512"/>
+            <w:tcBorders>
+              <w:bottom w:val="single" w:sz="6" w:color="000000"/>
+            </w:tcBorders>
+          </w:tcPr>
+          <w:p>
+            <w:pPr>
+              <w:spacing w:after="0" w:line="240" w:lineRule="auto"/>
+              <w:jc w:val="center"/>
+            </w:pPr>
+            <w:r/>
+            <w:r>
+              <w:rPr>
+                <w:sz w:val="18"/>
+              </w:rPr>
+              <w:t>0.025* (0.013)</w:t>
+            </w:r>
+          </w:p>
+        </w:tc>
+        <w:tc>
+          <w:tcPr>
+            <w:tcW w:type="dxa" w:w="1440"/>
+            <w:tcBorders>
+              <w:bottom w:val="single" w:sz="6" w:color="000000"/>
+            </w:tcBorders>
+          </w:tcPr>
+          <w:p>
+            <w:pPr>
+              <w:spacing w:after="0" w:line="240" w:lineRule="auto"/>
+              <w:jc w:val="center"/>
+            </w:pPr>
+            <w:r/>
+            <w:r>
+              <w:rPr>
+                <w:sz w:val="18"/>
+              </w:rPr>
+              <w:t>0.017 (0.040)</w:t>
             </w:r>
           </w:p>
         </w:tc>
@@ -3628,93 +3909,9 @@
             <w:r/>
             <w:r>
               <w:rPr>
-                <w:sz w:val="20"/>
-              </w:rPr>
-              <w:t>0.027 (0.047)</w:t>
-            </w:r>
-          </w:p>
-        </w:tc>
-        <w:tc>
-          <w:tcPr>
-            <w:tcW w:type="dxa" w:w="1584"/>
-            <w:tcBorders>
-              <w:bottom w:val="single" w:sz="6" w:color="000000"/>
-            </w:tcBorders>
-          </w:tcPr>
-          <w:p>
-            <w:pPr>
-              <w:spacing w:after="0" w:line="240" w:lineRule="auto"/>
-              <w:jc w:val="center"/>
-            </w:pPr>
-            <w:r/>
-            <w:r>
-              <w:rPr>
-                <w:sz w:val="20"/>
-              </w:rPr>
-              <w:t>0.059 (0.059)</w:t>
-            </w:r>
-          </w:p>
-        </w:tc>
-        <w:tc>
-          <w:tcPr>
-            <w:tcW w:type="dxa" w:w="1584"/>
-            <w:tcBorders>
-              <w:bottom w:val="single" w:sz="6" w:color="000000"/>
-            </w:tcBorders>
-          </w:tcPr>
-          <w:p>
-            <w:pPr>
-              <w:spacing w:after="0" w:line="240" w:lineRule="auto"/>
-              <w:jc w:val="center"/>
-            </w:pPr>
-            <w:r/>
-            <w:r>
-              <w:rPr>
-                <w:sz w:val="20"/>
-              </w:rPr>
-              <w:t>0.025* (0.013)</w:t>
-            </w:r>
-          </w:p>
-        </w:tc>
-        <w:tc>
-          <w:tcPr>
-            <w:tcW w:type="dxa" w:w="1584"/>
-            <w:tcBorders>
-              <w:bottom w:val="single" w:sz="6" w:color="000000"/>
-            </w:tcBorders>
-          </w:tcPr>
-          <w:p>
-            <w:pPr>
-              <w:spacing w:after="0" w:line="240" w:lineRule="auto"/>
-              <w:jc w:val="center"/>
-            </w:pPr>
-            <w:r/>
-            <w:r>
-              <w:rPr>
-                <w:sz w:val="20"/>
-              </w:rPr>
-              <w:t>0.017 (0.040)</w:t>
-            </w:r>
-          </w:p>
-        </w:tc>
-        <w:tc>
-          <w:tcPr>
-            <w:tcW w:type="dxa" w:w="1296"/>
-            <w:tcBorders>
-              <w:bottom w:val="single" w:sz="6" w:color="000000"/>
-            </w:tcBorders>
-          </w:tcPr>
-          <w:p>
-            <w:pPr>
-              <w:spacing w:after="0" w:line="240" w:lineRule="auto"/>
-              <w:jc w:val="center"/>
-            </w:pPr>
-            <w:r/>
-            <w:r>
-              <w:rPr>
-                <w:sz w:val="20"/>
-              </w:rPr>
-              <w:t>157</w:t>
+                <w:sz w:val="18"/>
+              </w:rPr>
+              <w:t>157 / 599</w:t>
             </w:r>
           </w:p>
         </w:tc>
@@ -3729,7 +3926,7 @@
         <w:rPr>
           <w:sz w:val="18"/>
         </w:rPr>
-        <w:t>Note: Cells show the average effect over event years 0 to 3 estimated within each market, with bootstrap standard errors in parentheses. *, **, and *** denote significance at 10%, 5%, and 1% (unadjusted p-values).</w:t>
+        <w:t>Note: Average change over event years 0 to 3 within each market; firm-bootstrap standard errors; firm counts for ln(MTB). *, **, ***: 10%, 5%, 1% (unadjusted).</w:t>
       </w:r>
     </w:p>
     <w:p>
@@ -3799,7 +3996,7 @@
             <w:r>
               <w:rPr>
                 <w:b/>
-                <w:sz w:val="20"/>
+                <w:sz w:val="18"/>
               </w:rPr>
               <w:t>Outcome</w:t>
             </w:r>
@@ -3823,7 +4020,7 @@
             <w:r>
               <w:rPr>
                 <w:b/>
-                <w:sz w:val="20"/>
+                <w:sz w:val="18"/>
               </w:rPr>
               <w:t>Scored firm-years</w:t>
             </w:r>
@@ -3847,7 +4044,7 @@
             <w:r>
               <w:rPr>
                 <w:b/>
-                <w:sz w:val="20"/>
+                <w:sz w:val="18"/>
               </w:rPr>
               <w:t>Scored firms</w:t>
             </w:r>
@@ -3871,7 +4068,7 @@
             <w:r>
               <w:rPr>
                 <w:b/>
-                <w:sz w:val="20"/>
+                <w:sz w:val="18"/>
               </w:rPr>
               <w:t>Never-scored firm-years</w:t>
             </w:r>
@@ -3895,7 +4092,7 @@
             <w:r>
               <w:rPr>
                 <w:b/>
-                <w:sz w:val="20"/>
+                <w:sz w:val="18"/>
               </w:rPr>
               <w:t>Never-scored firms</w:t>
             </w:r>
@@ -3919,7 +4116,7 @@
             <w:r>
               <w:rPr>
                 <w:b/>
-                <w:sz w:val="20"/>
+                <w:sz w:val="18"/>
               </w:rPr>
               <w:t>Share missing</w:t>
             </w:r>
@@ -3942,7 +4139,7 @@
             <w:r/>
             <w:r>
               <w:rPr>
-                <w:sz w:val="20"/>
+                <w:sz w:val="18"/>
               </w:rPr>
               <w:t>ln(MTB)</w:t>
             </w:r>
@@ -3961,7 +4158,7 @@
             <w:r/>
             <w:r>
               <w:rPr>
-                <w:sz w:val="20"/>
+                <w:sz w:val="18"/>
               </w:rPr>
               <w:t>6,482</w:t>
             </w:r>
@@ -3980,7 +4177,7 @@
             <w:r/>
             <w:r>
               <w:rPr>
-                <w:sz w:val="20"/>
+                <w:sz w:val="18"/>
               </w:rPr>
               <w:t>674</w:t>
             </w:r>
@@ -3999,7 +4196,7 @@
             <w:r/>
             <w:r>
               <w:rPr>
-                <w:sz w:val="20"/>
+                <w:sz w:val="18"/>
               </w:rPr>
               <w:t>20,706</w:t>
             </w:r>
@@ -4018,7 +4215,7 @@
             <w:r/>
             <w:r>
               <w:rPr>
-                <w:sz w:val="20"/>
+                <w:sz w:val="18"/>
               </w:rPr>
               <w:t>2,552</w:t>
             </w:r>
@@ -4037,7 +4234,7 @@
             <w:r/>
             <w:r>
               <w:rPr>
-                <w:sz w:val="20"/>
+                <w:sz w:val="18"/>
               </w:rPr>
               <w:t>0.248</w:t>
             </w:r>
@@ -4060,7 +4257,7 @@
             <w:r/>
             <w:r>
               <w:rPr>
-                <w:sz w:val="20"/>
+                <w:sz w:val="18"/>
               </w:rPr>
               <w:t>ln(market cap)</w:t>
             </w:r>
@@ -4079,7 +4276,7 @@
             <w:r/>
             <w:r>
               <w:rPr>
-                <w:sz w:val="20"/>
+                <w:sz w:val="18"/>
               </w:rPr>
               <w:t>6,710</w:t>
             </w:r>
@@ -4098,7 +4295,7 @@
             <w:r/>
             <w:r>
               <w:rPr>
-                <w:sz w:val="20"/>
+                <w:sz w:val="18"/>
               </w:rPr>
               <w:t>675</w:t>
             </w:r>
@@ -4117,7 +4314,7 @@
             <w:r/>
             <w:r>
               <w:rPr>
-                <w:sz w:val="20"/>
+                <w:sz w:val="18"/>
               </w:rPr>
               <w:t>22,417</w:t>
             </w:r>
@@ -4136,7 +4333,7 @@
             <w:r/>
             <w:r>
               <w:rPr>
-                <w:sz w:val="20"/>
+                <w:sz w:val="18"/>
               </w:rPr>
               <w:t>2,576</w:t>
             </w:r>
@@ -4155,7 +4352,7 @@
             <w:r/>
             <w:r>
               <w:rPr>
-                <w:sz w:val="20"/>
+                <w:sz w:val="18"/>
               </w:rPr>
               <w:t>0.195</w:t>
             </w:r>
@@ -4178,7 +4375,7 @@
             <w:r/>
             <w:r>
               <w:rPr>
-                <w:sz w:val="20"/>
+                <w:sz w:val="18"/>
               </w:rPr>
               <w:t>Leverage (ratio)</w:t>
             </w:r>
@@ -4197,7 +4394,7 @@
             <w:r/>
             <w:r>
               <w:rPr>
-                <w:sz w:val="20"/>
+                <w:sz w:val="18"/>
               </w:rPr>
               <w:t>6,524</w:t>
             </w:r>
@@ -4216,7 +4413,7 @@
             <w:r/>
             <w:r>
               <w:rPr>
-                <w:sz w:val="20"/>
+                <w:sz w:val="18"/>
               </w:rPr>
               <w:t>672</w:t>
             </w:r>
@@ -4235,7 +4432,7 @@
             <w:r/>
             <w:r>
               <w:rPr>
-                <w:sz w:val="20"/>
+                <w:sz w:val="18"/>
               </w:rPr>
               <w:t>22,333</w:t>
             </w:r>
@@ -4254,7 +4451,7 @@
             <w:r/>
             <w:r>
               <w:rPr>
-                <w:sz w:val="20"/>
+                <w:sz w:val="18"/>
               </w:rPr>
               <w:t>2,547</w:t>
             </w:r>
@@ -4273,7 +4470,7 @@
             <w:r/>
             <w:r>
               <w:rPr>
-                <w:sz w:val="20"/>
+                <w:sz w:val="18"/>
               </w:rPr>
               <w:t>0.202</w:t>
             </w:r>
@@ -4298,7 +4495,7 @@
             <w:r/>
             <w:r>
               <w:rPr>
-                <w:sz w:val="20"/>
+                <w:sz w:val="18"/>
               </w:rPr>
               <w:t>ln(assets)</w:t>
             </w:r>
@@ -4319,7 +4516,7 @@
             <w:r/>
             <w:r>
               <w:rPr>
-                <w:sz w:val="20"/>
+                <w:sz w:val="18"/>
               </w:rPr>
               <w:t>6,916</w:t>
             </w:r>
@@ -4340,7 +4537,7 @@
             <w:r/>
             <w:r>
               <w:rPr>
-                <w:sz w:val="20"/>
+                <w:sz w:val="18"/>
               </w:rPr>
               <w:t>675</w:t>
             </w:r>
@@ -4361,7 +4558,7 @@
             <w:r/>
             <w:r>
               <w:rPr>
-                <w:sz w:val="20"/>
+                <w:sz w:val="18"/>
               </w:rPr>
               <w:t>24,814</w:t>
             </w:r>
@@ -4382,7 +4579,7 @@
             <w:r/>
             <w:r>
               <w:rPr>
-                <w:sz w:val="20"/>
+                <w:sz w:val="18"/>
               </w:rPr>
               <w:t>2,611</w:t>
             </w:r>
@@ -4403,7 +4600,7 @@
             <w:r/>
             <w:r>
               <w:rPr>
-                <w:sz w:val="20"/>
+                <w:sz w:val="18"/>
               </w:rPr>
               <w:t>0.123</w:t>
             </w:r>
@@ -4444,7 +4641,19 @@
         <w:rPr>
           <w:sz w:val="22"/>
         </w:rPr>
-        <w:t>Table S5. Relative-magnitude bounds for the average effect of the first LSEG ESG score</w:t>
+        <w:t xml:space="preserve">Table S5. Relative-magnitude bounds for the average change after the first </w:t>
+      </w:r>
+      <w:r>
+        <w:rPr>
+          <w:sz w:val="22"/>
+        </w:rPr>
+        <w:t>recorded</w:t>
+      </w:r>
+      <w:r>
+        <w:rPr>
+          <w:sz w:val="22"/>
+        </w:rPr>
+        <w:t xml:space="preserve"> LSEG ESG score</w:t>
       </w:r>
     </w:p>
     <w:tbl>
@@ -4489,7 +4698,7 @@
             <w:r>
               <w:rPr>
                 <w:b/>
-                <w:sz w:val="20"/>
+                <w:sz w:val="18"/>
               </w:rPr>
               <w:t>Outcome</w:t>
             </w:r>
@@ -4513,7 +4722,7 @@
             <w:r>
               <w:rPr>
                 <w:b/>
-                <w:sz w:val="20"/>
+                <w:sz w:val="18"/>
               </w:rPr>
               <w:t>M̄</w:t>
             </w:r>
@@ -4537,7 +4746,7 @@
             <w:r>
               <w:rPr>
                 <w:b/>
-                <w:sz w:val="20"/>
+                <w:sz w:val="18"/>
               </w:rPr>
               <w:t>Max pre-period change</w:t>
             </w:r>
@@ -4561,7 +4770,7 @@
             <w:r>
               <w:rPr>
                 <w:b/>
-                <w:sz w:val="20"/>
+                <w:sz w:val="18"/>
               </w:rPr>
               <w:t>Bias bound</w:t>
             </w:r>
@@ -4585,7 +4794,7 @@
             <w:r>
               <w:rPr>
                 <w:b/>
-                <w:sz w:val="20"/>
+                <w:sz w:val="18"/>
               </w:rPr>
               <w:t>Robust 95% interval</w:t>
             </w:r>
@@ -4608,7 +4817,7 @@
             <w:r/>
             <w:r>
               <w:rPr>
-                <w:sz w:val="20"/>
+                <w:sz w:val="18"/>
               </w:rPr>
               <w:t>ln(MTB)</w:t>
             </w:r>
@@ -4627,7 +4836,7 @@
             <w:r/>
             <w:r>
               <w:rPr>
-                <w:sz w:val="20"/>
+                <w:sz w:val="18"/>
               </w:rPr>
               <w:t>0.00</w:t>
             </w:r>
@@ -4646,7 +4855,7 @@
             <w:r/>
             <w:r>
               <w:rPr>
-                <w:sz w:val="20"/>
+                <w:sz w:val="18"/>
               </w:rPr>
               <w:t>0.046</w:t>
             </w:r>
@@ -4665,7 +4874,7 @@
             <w:r/>
             <w:r>
               <w:rPr>
-                <w:sz w:val="20"/>
+                <w:sz w:val="18"/>
               </w:rPr>
               <w:t>0.000</w:t>
             </w:r>
@@ -4684,7 +4893,7 @@
             <w:r/>
             <w:r>
               <w:rPr>
-                <w:sz w:val="20"/>
+                <w:sz w:val="18"/>
               </w:rPr>
               <w:t>[−0.046, 0.048]</w:t>
             </w:r>
@@ -4707,7 +4916,7 @@
             <w:r/>
             <w:r>
               <w:rPr>
-                <w:sz w:val="20"/>
+                <w:sz w:val="18"/>
               </w:rPr>
               <w:t>ln(MTB)</w:t>
             </w:r>
@@ -4726,7 +4935,7 @@
             <w:r/>
             <w:r>
               <w:rPr>
-                <w:sz w:val="20"/>
+                <w:sz w:val="18"/>
               </w:rPr>
               <w:t>0.25</w:t>
             </w:r>
@@ -4745,7 +4954,7 @@
             <w:r/>
             <w:r>
               <w:rPr>
-                <w:sz w:val="20"/>
+                <w:sz w:val="18"/>
               </w:rPr>
               <w:t>0.046</w:t>
             </w:r>
@@ -4764,7 +4973,7 @@
             <w:r/>
             <w:r>
               <w:rPr>
-                <w:sz w:val="20"/>
+                <w:sz w:val="18"/>
               </w:rPr>
               <w:t>0.025</w:t>
             </w:r>
@@ -4783,7 +4992,7 @@
             <w:r/>
             <w:r>
               <w:rPr>
-                <w:sz w:val="20"/>
+                <w:sz w:val="18"/>
               </w:rPr>
               <w:t>[−0.071, 0.073]</w:t>
             </w:r>
@@ -4806,7 +5015,7 @@
             <w:r/>
             <w:r>
               <w:rPr>
-                <w:sz w:val="20"/>
+                <w:sz w:val="18"/>
               </w:rPr>
               <w:t>ln(MTB)</w:t>
             </w:r>
@@ -4825,7 +5034,7 @@
             <w:r/>
             <w:r>
               <w:rPr>
-                <w:sz w:val="20"/>
+                <w:sz w:val="18"/>
               </w:rPr>
               <w:t>0.50</w:t>
             </w:r>
@@ -4844,7 +5053,7 @@
             <w:r/>
             <w:r>
               <w:rPr>
-                <w:sz w:val="20"/>
+                <w:sz w:val="18"/>
               </w:rPr>
               <w:t>0.046</w:t>
             </w:r>
@@ -4863,7 +5072,7 @@
             <w:r/>
             <w:r>
               <w:rPr>
-                <w:sz w:val="20"/>
+                <w:sz w:val="18"/>
               </w:rPr>
               <w:t>0.050</w:t>
             </w:r>
@@ -4882,7 +5091,7 @@
             <w:r/>
             <w:r>
               <w:rPr>
-                <w:sz w:val="20"/>
+                <w:sz w:val="18"/>
               </w:rPr>
               <w:t>[−0.096, 0.098]</w:t>
             </w:r>
@@ -4905,7 +5114,7 @@
             <w:r/>
             <w:r>
               <w:rPr>
-                <w:sz w:val="20"/>
+                <w:sz w:val="18"/>
               </w:rPr>
               <w:t>ln(MTB)</w:t>
             </w:r>
@@ -4924,7 +5133,7 @@
             <w:r/>
             <w:r>
               <w:rPr>
-                <w:sz w:val="20"/>
+                <w:sz w:val="18"/>
               </w:rPr>
               <w:t>1.00</w:t>
             </w:r>
@@ -4943,7 +5152,7 @@
             <w:r/>
             <w:r>
               <w:rPr>
-                <w:sz w:val="20"/>
+                <w:sz w:val="18"/>
               </w:rPr>
               <w:t>0.046</w:t>
             </w:r>
@@ -4962,7 +5171,7 @@
             <w:r/>
             <w:r>
               <w:rPr>
-                <w:sz w:val="20"/>
+                <w:sz w:val="18"/>
               </w:rPr>
               <w:t>0.101</w:t>
             </w:r>
@@ -4981,7 +5190,7 @@
             <w:r/>
             <w:r>
               <w:rPr>
-                <w:sz w:val="20"/>
+                <w:sz w:val="18"/>
               </w:rPr>
               <w:t>[−0.147, 0.148]</w:t>
             </w:r>
@@ -5004,7 +5213,7 @@
             <w:r/>
             <w:r>
               <w:rPr>
-                <w:sz w:val="20"/>
+                <w:sz w:val="18"/>
               </w:rPr>
               <w:t>ln(market cap)</w:t>
             </w:r>
@@ -5023,7 +5232,7 @@
             <w:r/>
             <w:r>
               <w:rPr>
-                <w:sz w:val="20"/>
+                <w:sz w:val="18"/>
               </w:rPr>
               <w:t>0.00</w:t>
             </w:r>
@@ -5042,7 +5251,7 @@
             <w:r/>
             <w:r>
               <w:rPr>
-                <w:sz w:val="20"/>
+                <w:sz w:val="18"/>
               </w:rPr>
               <w:t>0.063</w:t>
             </w:r>
@@ -5061,7 +5270,7 @@
             <w:r/>
             <w:r>
               <w:rPr>
-                <w:sz w:val="20"/>
+                <w:sz w:val="18"/>
               </w:rPr>
               <w:t>0.000</w:t>
             </w:r>
@@ -5080,7 +5289,7 @@
             <w:r/>
             <w:r>
               <w:rPr>
-                <w:sz w:val="20"/>
+                <w:sz w:val="18"/>
               </w:rPr>
               <w:t>[−0.109, 0.003]</w:t>
             </w:r>
@@ -5103,7 +5312,7 @@
             <w:r/>
             <w:r>
               <w:rPr>
-                <w:sz w:val="20"/>
+                <w:sz w:val="18"/>
               </w:rPr>
               <w:t>ln(market cap)</w:t>
             </w:r>
@@ -5122,7 +5331,7 @@
             <w:r/>
             <w:r>
               <w:rPr>
-                <w:sz w:val="20"/>
+                <w:sz w:val="18"/>
               </w:rPr>
               <w:t>0.25</w:t>
             </w:r>
@@ -5141,7 +5350,7 @@
             <w:r/>
             <w:r>
               <w:rPr>
-                <w:sz w:val="20"/>
+                <w:sz w:val="18"/>
               </w:rPr>
               <w:t>0.063</w:t>
             </w:r>
@@ -5160,7 +5369,7 @@
             <w:r/>
             <w:r>
               <w:rPr>
-                <w:sz w:val="20"/>
+                <w:sz w:val="18"/>
               </w:rPr>
               <w:t>0.035</w:t>
             </w:r>
@@ -5179,7 +5388,7 @@
             <w:r/>
             <w:r>
               <w:rPr>
-                <w:sz w:val="20"/>
+                <w:sz w:val="18"/>
               </w:rPr>
               <w:t>[−0.144, 0.038]</w:t>
             </w:r>
@@ -5202,7 +5411,7 @@
             <w:r/>
             <w:r>
               <w:rPr>
-                <w:sz w:val="20"/>
+                <w:sz w:val="18"/>
               </w:rPr>
               <w:t>ln(market cap)</w:t>
             </w:r>
@@ -5221,7 +5430,7 @@
             <w:r/>
             <w:r>
               <w:rPr>
-                <w:sz w:val="20"/>
+                <w:sz w:val="18"/>
               </w:rPr>
               <w:t>0.50</w:t>
             </w:r>
@@ -5240,7 +5449,7 @@
             <w:r/>
             <w:r>
               <w:rPr>
-                <w:sz w:val="20"/>
+                <w:sz w:val="18"/>
               </w:rPr>
               <w:t>0.063</w:t>
             </w:r>
@@ -5259,7 +5468,7 @@
             <w:r/>
             <w:r>
               <w:rPr>
-                <w:sz w:val="20"/>
+                <w:sz w:val="18"/>
               </w:rPr>
               <w:t>0.070</w:t>
             </w:r>
@@ -5278,7 +5487,7 @@
             <w:r/>
             <w:r>
               <w:rPr>
-                <w:sz w:val="20"/>
+                <w:sz w:val="18"/>
               </w:rPr>
               <w:t>[−0.179, 0.073]</w:t>
             </w:r>
@@ -5301,7 +5510,7 @@
             <w:r/>
             <w:r>
               <w:rPr>
-                <w:sz w:val="20"/>
+                <w:sz w:val="18"/>
               </w:rPr>
               <w:t>ln(market cap)</w:t>
             </w:r>
@@ -5320,7 +5529,7 @@
             <w:r/>
             <w:r>
               <w:rPr>
-                <w:sz w:val="20"/>
+                <w:sz w:val="18"/>
               </w:rPr>
               <w:t>1.00</w:t>
             </w:r>
@@ -5339,7 +5548,7 @@
             <w:r/>
             <w:r>
               <w:rPr>
-                <w:sz w:val="20"/>
+                <w:sz w:val="18"/>
               </w:rPr>
               <w:t>0.063</w:t>
             </w:r>
@@ -5358,7 +5567,7 @@
             <w:r/>
             <w:r>
               <w:rPr>
-                <w:sz w:val="20"/>
+                <w:sz w:val="18"/>
               </w:rPr>
               <w:t>0.140</w:t>
             </w:r>
@@ -5377,7 +5586,7 @@
             <w:r/>
             <w:r>
               <w:rPr>
-                <w:sz w:val="20"/>
+                <w:sz w:val="18"/>
               </w:rPr>
               <w:t>[−0.249, 0.143]</w:t>
             </w:r>
@@ -5400,7 +5609,7 @@
             <w:r/>
             <w:r>
               <w:rPr>
-                <w:sz w:val="20"/>
+                <w:sz w:val="18"/>
               </w:rPr>
               <w:t>Leverage (ratio)</w:t>
             </w:r>
@@ -5419,7 +5628,7 @@
             <w:r/>
             <w:r>
               <w:rPr>
-                <w:sz w:val="20"/>
+                <w:sz w:val="18"/>
               </w:rPr>
               <w:t>0.00</w:t>
             </w:r>
@@ -5438,7 +5647,7 @@
             <w:r/>
             <w:r>
               <w:rPr>
-                <w:sz w:val="20"/>
+                <w:sz w:val="18"/>
               </w:rPr>
               <w:t>0.012</w:t>
             </w:r>
@@ -5457,7 +5666,7 @@
             <w:r/>
             <w:r>
               <w:rPr>
-                <w:sz w:val="20"/>
+                <w:sz w:val="18"/>
               </w:rPr>
               <w:t>0.000</w:t>
             </w:r>
@@ -5476,7 +5685,7 @@
             <w:r/>
             <w:r>
               <w:rPr>
-                <w:sz w:val="20"/>
+                <w:sz w:val="18"/>
               </w:rPr>
               <w:t>[−0.001, 0.018]</w:t>
             </w:r>
@@ -5499,7 +5708,7 @@
             <w:r/>
             <w:r>
               <w:rPr>
-                <w:sz w:val="20"/>
+                <w:sz w:val="18"/>
               </w:rPr>
               <w:t>Leverage (ratio)</w:t>
             </w:r>
@@ -5518,7 +5727,7 @@
             <w:r/>
             <w:r>
               <w:rPr>
-                <w:sz w:val="20"/>
+                <w:sz w:val="18"/>
               </w:rPr>
               <w:t>0.25</w:t>
             </w:r>
@@ -5537,7 +5746,7 @@
             <w:r/>
             <w:r>
               <w:rPr>
-                <w:sz w:val="20"/>
+                <w:sz w:val="18"/>
               </w:rPr>
               <w:t>0.012</w:t>
             </w:r>
@@ -5556,7 +5765,7 @@
             <w:r/>
             <w:r>
               <w:rPr>
-                <w:sz w:val="20"/>
+                <w:sz w:val="18"/>
               </w:rPr>
               <w:t>0.007</w:t>
             </w:r>
@@ -5575,7 +5784,7 @@
             <w:r/>
             <w:r>
               <w:rPr>
-                <w:sz w:val="20"/>
+                <w:sz w:val="18"/>
               </w:rPr>
               <w:t>[−0.007, 0.025]</w:t>
             </w:r>
@@ -5598,7 +5807,7 @@
             <w:r/>
             <w:r>
               <w:rPr>
-                <w:sz w:val="20"/>
+                <w:sz w:val="18"/>
               </w:rPr>
               <w:t>Leverage (ratio)</w:t>
             </w:r>
@@ -5617,7 +5826,7 @@
             <w:r/>
             <w:r>
               <w:rPr>
-                <w:sz w:val="20"/>
+                <w:sz w:val="18"/>
               </w:rPr>
               <w:t>0.50</w:t>
             </w:r>
@@ -5636,7 +5845,7 @@
             <w:r/>
             <w:r>
               <w:rPr>
-                <w:sz w:val="20"/>
+                <w:sz w:val="18"/>
               </w:rPr>
               <w:t>0.012</w:t>
             </w:r>
@@ -5655,7 +5864,7 @@
             <w:r/>
             <w:r>
               <w:rPr>
-                <w:sz w:val="20"/>
+                <w:sz w:val="18"/>
               </w:rPr>
               <w:t>0.013</w:t>
             </w:r>
@@ -5674,7 +5883,7 @@
             <w:r/>
             <w:r>
               <w:rPr>
-                <w:sz w:val="20"/>
+                <w:sz w:val="18"/>
               </w:rPr>
               <w:t>[−0.014, 0.031]</w:t>
             </w:r>
@@ -5697,7 +5906,7 @@
             <w:r/>
             <w:r>
               <w:rPr>
-                <w:sz w:val="20"/>
+                <w:sz w:val="18"/>
               </w:rPr>
               <w:t>Leverage (ratio)</w:t>
             </w:r>
@@ -5716,7 +5925,7 @@
             <w:r/>
             <w:r>
               <w:rPr>
-                <w:sz w:val="20"/>
+                <w:sz w:val="18"/>
               </w:rPr>
               <w:t>1.00</w:t>
             </w:r>
@@ -5735,7 +5944,7 @@
             <w:r/>
             <w:r>
               <w:rPr>
-                <w:sz w:val="20"/>
+                <w:sz w:val="18"/>
               </w:rPr>
               <w:t>0.012</w:t>
             </w:r>
@@ -5754,7 +5963,7 @@
             <w:r/>
             <w:r>
               <w:rPr>
-                <w:sz w:val="20"/>
+                <w:sz w:val="18"/>
               </w:rPr>
               <w:t>0.026</w:t>
             </w:r>
@@ -5773,7 +5982,7 @@
             <w:r/>
             <w:r>
               <w:rPr>
-                <w:sz w:val="20"/>
+                <w:sz w:val="18"/>
               </w:rPr>
               <w:t>[−0.027, 0.044]</w:t>
             </w:r>
@@ -5796,7 +6005,7 @@
             <w:r/>
             <w:r>
               <w:rPr>
-                <w:sz w:val="20"/>
+                <w:sz w:val="18"/>
               </w:rPr>
               <w:t>ln(assets)</w:t>
             </w:r>
@@ -5815,7 +6024,7 @@
             <w:r/>
             <w:r>
               <w:rPr>
-                <w:sz w:val="20"/>
+                <w:sz w:val="18"/>
               </w:rPr>
               <w:t>0.00</w:t>
             </w:r>
@@ -5834,7 +6043,7 @@
             <w:r/>
             <w:r>
               <w:rPr>
-                <w:sz w:val="20"/>
+                <w:sz w:val="18"/>
               </w:rPr>
               <w:t>0.035</w:t>
             </w:r>
@@ -5853,7 +6062,7 @@
             <w:r/>
             <w:r>
               <w:rPr>
-                <w:sz w:val="20"/>
+                <w:sz w:val="18"/>
               </w:rPr>
               <w:t>0.000</w:t>
             </w:r>
@@ -5872,7 +6081,7 @@
             <w:r/>
             <w:r>
               <w:rPr>
-                <w:sz w:val="20"/>
+                <w:sz w:val="18"/>
               </w:rPr>
               <w:t>[0.007, 0.081]</w:t>
             </w:r>
@@ -5895,7 +6104,7 @@
             <w:r/>
             <w:r>
               <w:rPr>
-                <w:sz w:val="20"/>
+                <w:sz w:val="18"/>
               </w:rPr>
               <w:t>ln(assets)</w:t>
             </w:r>
@@ -5914,7 +6123,7 @@
             <w:r/>
             <w:r>
               <w:rPr>
-                <w:sz w:val="20"/>
+                <w:sz w:val="18"/>
               </w:rPr>
               <w:t>0.25</w:t>
             </w:r>
@@ -5933,7 +6142,7 @@
             <w:r/>
             <w:r>
               <w:rPr>
-                <w:sz w:val="20"/>
+                <w:sz w:val="18"/>
               </w:rPr>
               <w:t>0.035</w:t>
             </w:r>
@@ -5952,7 +6161,7 @@
             <w:r/>
             <w:r>
               <w:rPr>
-                <w:sz w:val="20"/>
+                <w:sz w:val="18"/>
               </w:rPr>
               <w:t>0.020</w:t>
             </w:r>
@@ -5971,7 +6180,7 @@
             <w:r/>
             <w:r>
               <w:rPr>
-                <w:sz w:val="20"/>
+                <w:sz w:val="18"/>
               </w:rPr>
               <w:t>[−0.012, 0.101]</w:t>
             </w:r>
@@ -5994,7 +6203,7 @@
             <w:r/>
             <w:r>
               <w:rPr>
-                <w:sz w:val="20"/>
+                <w:sz w:val="18"/>
               </w:rPr>
               <w:t>ln(assets)</w:t>
             </w:r>
@@ -6013,7 +6222,7 @@
             <w:r/>
             <w:r>
               <w:rPr>
-                <w:sz w:val="20"/>
+                <w:sz w:val="18"/>
               </w:rPr>
               <w:t>0.50</w:t>
             </w:r>
@@ -6032,7 +6241,7 @@
             <w:r/>
             <w:r>
               <w:rPr>
-                <w:sz w:val="20"/>
+                <w:sz w:val="18"/>
               </w:rPr>
               <w:t>0.035</w:t>
             </w:r>
@@ -6051,7 +6260,7 @@
             <w:r/>
             <w:r>
               <w:rPr>
-                <w:sz w:val="20"/>
+                <w:sz w:val="18"/>
               </w:rPr>
               <w:t>0.039</w:t>
             </w:r>
@@ -6070,7 +6279,7 @@
             <w:r/>
             <w:r>
               <w:rPr>
-                <w:sz w:val="20"/>
+                <w:sz w:val="18"/>
               </w:rPr>
               <w:t>[−0.032, 0.120]</w:t>
             </w:r>
@@ -6095,7 +6304,7 @@
             <w:r/>
             <w:r>
               <w:rPr>
-                <w:sz w:val="20"/>
+                <w:sz w:val="18"/>
               </w:rPr>
               <w:t>ln(assets)</w:t>
             </w:r>
@@ -6116,7 +6325,7 @@
             <w:r/>
             <w:r>
               <w:rPr>
-                <w:sz w:val="20"/>
+                <w:sz w:val="18"/>
               </w:rPr>
               <w:t>1.00</w:t>
             </w:r>
@@ -6137,7 +6346,7 @@
             <w:r/>
             <w:r>
               <w:rPr>
-                <w:sz w:val="20"/>
+                <w:sz w:val="18"/>
               </w:rPr>
               <w:t>0.035</w:t>
             </w:r>
@@ -6158,7 +6367,7 @@
             <w:r/>
             <w:r>
               <w:rPr>
-                <w:sz w:val="20"/>
+                <w:sz w:val="18"/>
               </w:rPr>
               <w:t>0.078</w:t>
             </w:r>
@@ -6179,7 +6388,7 @@
             <w:r/>
             <w:r>
               <w:rPr>
-                <w:sz w:val="20"/>
+                <w:sz w:val="18"/>
               </w:rPr>
               <w:t>[−0.071, 0.159]</w:t>
             </w:r>
@@ -6196,7 +6405,7 @@
         <w:rPr>
           <w:sz w:val="18"/>
         </w:rPr>
-        <w:t>Note: The bias bound is M̄ times the largest change between consecutive pre-coverage estimates times the weighted mean of (e + 1) over event years 0 to 3 (Eq. 10). The robust interval widens the bootstrap 95% interval by this bound.</w:t>
+        <w:t>Note: Bias bound: M̄ × largest pre-coverage step × weighted mean of (e + 1) in event years 0–3 (Eq. 10). The robust interval widens the bootstrap interval by it.</w:t>
       </w:r>
     </w:p>
     <w:p>
@@ -6264,7 +6473,7 @@
             <w:r>
               <w:rPr>
                 <w:b/>
-                <w:sz w:val="20"/>
+                <w:sz w:val="18"/>
               </w:rPr>
               <w:t>Event year</w:t>
             </w:r>
@@ -6288,7 +6497,7 @@
             <w:r>
               <w:rPr>
                 <w:b/>
-                <w:sz w:val="20"/>
+                <w:sz w:val="18"/>
               </w:rPr>
               <w:t>Scored firms</w:t>
             </w:r>
@@ -6312,7 +6521,7 @@
             <w:r>
               <w:rPr>
                 <w:b/>
-                <w:sz w:val="20"/>
+                <w:sz w:val="18"/>
               </w:rPr>
               <w:t>Cohorts</w:t>
             </w:r>
@@ -6336,7 +6545,7 @@
             <w:r>
               <w:rPr>
                 <w:b/>
-                <w:sz w:val="20"/>
+                <w:sz w:val="18"/>
               </w:rPr>
               <w:t>Control firms (range)</w:t>
             </w:r>
@@ -6359,7 +6568,7 @@
             <w:r/>
             <w:r>
               <w:rPr>
-                <w:sz w:val="20"/>
+                <w:sz w:val="18"/>
               </w:rPr>
               <w:t>−5</w:t>
             </w:r>
@@ -6378,7 +6587,7 @@
             <w:r/>
             <w:r>
               <w:rPr>
-                <w:sz w:val="20"/>
+                <w:sz w:val="18"/>
               </w:rPr>
               <w:t>497</w:t>
             </w:r>
@@ -6397,7 +6606,7 @@
             <w:r/>
             <w:r>
               <w:rPr>
-                <w:sz w:val="20"/>
+                <w:sz w:val="18"/>
               </w:rPr>
               <w:t>6</w:t>
             </w:r>
@@ -6416,7 +6625,7 @@
             <w:r/>
             <w:r>
               <w:rPr>
-                <w:sz w:val="20"/>
+                <w:sz w:val="18"/>
               </w:rPr>
               <w:t>1,420–1,732</w:t>
             </w:r>
@@ -6439,7 +6648,7 @@
             <w:r/>
             <w:r>
               <w:rPr>
-                <w:sz w:val="20"/>
+                <w:sz w:val="18"/>
               </w:rPr>
               <w:t>−4</w:t>
             </w:r>
@@ -6458,7 +6667,7 @@
             <w:r/>
             <w:r>
               <w:rPr>
-                <w:sz w:val="20"/>
+                <w:sz w:val="18"/>
               </w:rPr>
               <w:t>521</w:t>
             </w:r>
@@ -6477,7 +6686,7 @@
             <w:r/>
             <w:r>
               <w:rPr>
-                <w:sz w:val="20"/>
+                <w:sz w:val="18"/>
               </w:rPr>
               <w:t>7</w:t>
             </w:r>
@@ -6496,7 +6705,7 @@
             <w:r/>
             <w:r>
               <w:rPr>
-                <w:sz w:val="20"/>
+                <w:sz w:val="18"/>
               </w:rPr>
               <w:t>1,431–1,800</w:t>
             </w:r>
@@ -6519,7 +6728,7 @@
             <w:r/>
             <w:r>
               <w:rPr>
-                <w:sz w:val="20"/>
+                <w:sz w:val="18"/>
               </w:rPr>
               <w:t>−3</w:t>
             </w:r>
@@ -6538,7 +6747,7 @@
             <w:r/>
             <w:r>
               <w:rPr>
-                <w:sz w:val="20"/>
+                <w:sz w:val="18"/>
               </w:rPr>
               <w:t>549</w:t>
             </w:r>
@@ -6557,7 +6766,7 @@
             <w:r/>
             <w:r>
               <w:rPr>
-                <w:sz w:val="20"/>
+                <w:sz w:val="18"/>
               </w:rPr>
               <w:t>8</w:t>
             </w:r>
@@ -6576,7 +6785,7 @@
             <w:r/>
             <w:r>
               <w:rPr>
-                <w:sz w:val="20"/>
+                <w:sz w:val="18"/>
               </w:rPr>
               <w:t>1,444–1,899</w:t>
             </w:r>
@@ -6599,7 +6808,7 @@
             <w:r/>
             <w:r>
               <w:rPr>
-                <w:sz w:val="20"/>
+                <w:sz w:val="18"/>
               </w:rPr>
               <w:t>−2</w:t>
             </w:r>
@@ -6618,7 +6827,7 @@
             <w:r/>
             <w:r>
               <w:rPr>
-                <w:sz w:val="20"/>
+                <w:sz w:val="18"/>
               </w:rPr>
               <w:t>581</w:t>
             </w:r>
@@ -6637,7 +6846,7 @@
             <w:r/>
             <w:r>
               <w:rPr>
-                <w:sz w:val="20"/>
+                <w:sz w:val="18"/>
               </w:rPr>
               <w:t>9</w:t>
             </w:r>
@@ -6656,7 +6865,7 @@
             <w:r/>
             <w:r>
               <w:rPr>
-                <w:sz w:val="20"/>
+                <w:sz w:val="18"/>
               </w:rPr>
               <w:t>1,455–2,065</w:t>
             </w:r>
@@ -6679,7 +6888,7 @@
             <w:r/>
             <w:r>
               <w:rPr>
-                <w:sz w:val="20"/>
+                <w:sz w:val="18"/>
               </w:rPr>
               <w:t>0</w:t>
             </w:r>
@@ -6698,7 +6907,7 @@
             <w:r/>
             <w:r>
               <w:rPr>
-                <w:sz w:val="20"/>
+                <w:sz w:val="18"/>
               </w:rPr>
               <w:t>615</w:t>
             </w:r>
@@ -6717,7 +6926,7 @@
             <w:r/>
             <w:r>
               <w:rPr>
-                <w:sz w:val="20"/>
+                <w:sz w:val="18"/>
               </w:rPr>
               <w:t>10</w:t>
             </w:r>
@@ -6736,7 +6945,7 @@
             <w:r/>
             <w:r>
               <w:rPr>
-                <w:sz w:val="20"/>
+                <w:sz w:val="18"/>
               </w:rPr>
               <w:t>1,453–2,189</w:t>
             </w:r>
@@ -6759,7 +6968,7 @@
             <w:r/>
             <w:r>
               <w:rPr>
-                <w:sz w:val="20"/>
+                <w:sz w:val="18"/>
               </w:rPr>
               <w:t>1</w:t>
             </w:r>
@@ -6778,7 +6987,7 @@
             <w:r/>
             <w:r>
               <w:rPr>
-                <w:sz w:val="20"/>
+                <w:sz w:val="18"/>
               </w:rPr>
               <w:t>578</w:t>
             </w:r>
@@ -6797,7 +7006,7 @@
             <w:r/>
             <w:r>
               <w:rPr>
-                <w:sz w:val="20"/>
+                <w:sz w:val="18"/>
               </w:rPr>
               <w:t>9</w:t>
             </w:r>
@@ -6816,7 +7025,7 @@
             <w:r/>
             <w:r>
               <w:rPr>
-                <w:sz w:val="20"/>
+                <w:sz w:val="18"/>
               </w:rPr>
               <w:t>1,442–2,034</w:t>
             </w:r>
@@ -6839,7 +7048,7 @@
             <w:r/>
             <w:r>
               <w:rPr>
-                <w:sz w:val="20"/>
+                <w:sz w:val="18"/>
               </w:rPr>
               <w:t>2</w:t>
             </w:r>
@@ -6858,7 +7067,7 @@
             <w:r/>
             <w:r>
               <w:rPr>
-                <w:sz w:val="20"/>
+                <w:sz w:val="18"/>
               </w:rPr>
               <w:t>483</w:t>
             </w:r>
@@ -6877,7 +7086,7 @@
             <w:r/>
             <w:r>
               <w:rPr>
-                <w:sz w:val="20"/>
+                <w:sz w:val="18"/>
               </w:rPr>
               <w:t>8</w:t>
             </w:r>
@@ -6896,7 +7105,7 @@
             <w:r/>
             <w:r>
               <w:rPr>
-                <w:sz w:val="20"/>
+                <w:sz w:val="18"/>
               </w:rPr>
               <w:t>1,430–1,895</w:t>
             </w:r>
@@ -6919,7 +7128,7 @@
             <w:r/>
             <w:r>
               <w:rPr>
-                <w:sz w:val="20"/>
+                <w:sz w:val="18"/>
               </w:rPr>
               <w:t>3</w:t>
             </w:r>
@@ -6938,7 +7147,7 @@
             <w:r/>
             <w:r>
               <w:rPr>
-                <w:sz w:val="20"/>
+                <w:sz w:val="18"/>
               </w:rPr>
               <w:t>270</w:t>
             </w:r>
@@ -6957,7 +7166,7 @@
             <w:r/>
             <w:r>
               <w:rPr>
-                <w:sz w:val="20"/>
+                <w:sz w:val="18"/>
               </w:rPr>
               <w:t>7</w:t>
             </w:r>
@@ -6976,7 +7185,7 @@
             <w:r/>
             <w:r>
               <w:rPr>
-                <w:sz w:val="20"/>
+                <w:sz w:val="18"/>
               </w:rPr>
               <w:t>1,418–1,796</w:t>
             </w:r>
@@ -7001,7 +7210,7 @@
             <w:r/>
             <w:r>
               <w:rPr>
-                <w:sz w:val="20"/>
+                <w:sz w:val="18"/>
               </w:rPr>
               <w:t>4</w:t>
             </w:r>
@@ -7022,7 +7231,7 @@
             <w:r/>
             <w:r>
               <w:rPr>
-                <w:sz w:val="20"/>
+                <w:sz w:val="18"/>
               </w:rPr>
               <w:t>141</w:t>
             </w:r>
@@ -7043,7 +7252,7 @@
             <w:r/>
             <w:r>
               <w:rPr>
-                <w:sz w:val="20"/>
+                <w:sz w:val="18"/>
               </w:rPr>
               <w:t>6</w:t>
             </w:r>
@@ -7064,7 +7273,7 @@
             <w:r/>
             <w:r>
               <w:rPr>
-                <w:sz w:val="20"/>
+                <w:sz w:val="18"/>
               </w:rPr>
               <w:t>1,407–1,732</w:t>
             </w:r>
@@ -7105,7 +7314,19 @@
         <w:rPr>
           <w:sz w:val="22"/>
         </w:rPr>
-        <w:t>Table S7. Alternative specifications, inference, and initial-score splits for the average effect of the first LSEG ESG score</w:t>
+        <w:t xml:space="preserve">Table S7. Alternative specifications, inference, and initial-score splits for the average change after the first </w:t>
+      </w:r>
+      <w:r>
+        <w:rPr>
+          <w:sz w:val="22"/>
+        </w:rPr>
+        <w:t>recorded</w:t>
+      </w:r>
+      <w:r>
+        <w:rPr>
+          <w:sz w:val="22"/>
+        </w:rPr>
+        <w:t xml:space="preserve"> LSEG ESG score</w:t>
       </w:r>
     </w:p>
     <w:tbl>
@@ -7150,7 +7371,7 @@
             <w:r>
               <w:rPr>
                 <w:b/>
-                <w:sz w:val="20"/>
+                <w:sz w:val="18"/>
               </w:rPr>
               <w:t>Specification</w:t>
             </w:r>
@@ -7174,7 +7395,7 @@
             <w:r>
               <w:rPr>
                 <w:b/>
-                <w:sz w:val="20"/>
+                <w:sz w:val="18"/>
               </w:rPr>
               <w:t>ln(MTB)</w:t>
             </w:r>
@@ -7198,7 +7419,7 @@
             <w:r>
               <w:rPr>
                 <w:b/>
-                <w:sz w:val="20"/>
+                <w:sz w:val="18"/>
               </w:rPr>
               <w:t>Pre-trend p</w:t>
             </w:r>
@@ -7222,7 +7443,7 @@
             <w:r>
               <w:rPr>
                 <w:b/>
-                <w:sz w:val="20"/>
+                <w:sz w:val="18"/>
               </w:rPr>
               <w:t>ln(market cap)</w:t>
             </w:r>
@@ -7246,7 +7467,7 @@
             <w:r>
               <w:rPr>
                 <w:b/>
-                <w:sz w:val="20"/>
+                <w:sz w:val="18"/>
               </w:rPr>
               <w:t xml:space="preserve">Pre-trend p </w:t>
             </w:r>
@@ -7269,7 +7490,7 @@
             <w:r/>
             <w:r>
               <w:rPr>
-                <w:sz w:val="20"/>
+                <w:sz w:val="18"/>
               </w:rPr>
               <w:t>Baseline</w:t>
             </w:r>
@@ -7288,7 +7509,7 @@
             <w:r/>
             <w:r>
               <w:rPr>
-                <w:sz w:val="20"/>
+                <w:sz w:val="18"/>
               </w:rPr>
               <w:t>0.002 (0.024)</w:t>
             </w:r>
@@ -7307,7 +7528,7 @@
             <w:r/>
             <w:r>
               <w:rPr>
-                <w:sz w:val="20"/>
+                <w:sz w:val="18"/>
               </w:rPr>
               <w:t>0.074</w:t>
             </w:r>
@@ -7326,7 +7547,7 @@
             <w:r/>
             <w:r>
               <w:rPr>
-                <w:sz w:val="20"/>
+                <w:sz w:val="18"/>
               </w:rPr>
               <w:t>−0.055* (0.030)</w:t>
             </w:r>
@@ -7345,7 +7566,7 @@
             <w:r/>
             <w:r>
               <w:rPr>
-                <w:sz w:val="20"/>
+                <w:sz w:val="18"/>
               </w:rPr>
               <w:t>0.022</w:t>
             </w:r>
@@ -7368,7 +7589,7 @@
             <w:r/>
             <w:r>
               <w:rPr>
-                <w:sz w:val="20"/>
+                <w:sz w:val="18"/>
               </w:rPr>
               <w:t>Baseline, market-by-industry cluster bootstrap</w:t>
             </w:r>
@@ -7387,7 +7608,7 @@
             <w:r/>
             <w:r>
               <w:rPr>
-                <w:sz w:val="20"/>
+                <w:sz w:val="18"/>
               </w:rPr>
               <w:t>0.002 (0.027)</w:t>
             </w:r>
@@ -7406,7 +7627,7 @@
             <w:r/>
             <w:r>
               <w:rPr>
-                <w:sz w:val="20"/>
+                <w:sz w:val="18"/>
               </w:rPr>
               <w:t>0.225</w:t>
             </w:r>
@@ -7425,7 +7646,7 @@
             <w:r/>
             <w:r>
               <w:rPr>
-                <w:sz w:val="20"/>
+                <w:sz w:val="18"/>
               </w:rPr>
               <w:t>−0.055 (0.037)</w:t>
             </w:r>
@@ -7444,7 +7665,7 @@
             <w:r/>
             <w:r>
               <w:rPr>
-                <w:sz w:val="20"/>
+                <w:sz w:val="18"/>
               </w:rPr>
               <w:t>0.001</w:t>
             </w:r>
@@ -7467,7 +7688,7 @@
             <w:r/>
             <w:r>
               <w:rPr>
-                <w:sz w:val="20"/>
+                <w:sz w:val="18"/>
               </w:rPr>
               <w:t>R10, market-by-industry cluster bootstrap</w:t>
             </w:r>
@@ -7486,7 +7707,7 @@
             <w:r/>
             <w:r>
               <w:rPr>
-                <w:sz w:val="20"/>
+                <w:sz w:val="18"/>
               </w:rPr>
               <w:t>−0.068*** (0.026)</w:t>
             </w:r>
@@ -7505,7 +7726,7 @@
             <w:r/>
             <w:r>
               <w:rPr>
-                <w:sz w:val="20"/>
+                <w:sz w:val="18"/>
               </w:rPr>
               <w:t>0.237</w:t>
             </w:r>
@@ -7524,7 +7745,7 @@
             <w:r/>
             <w:r>
               <w:rPr>
-                <w:sz w:val="20"/>
+                <w:sz w:val="18"/>
               </w:rPr>
               <w:t>−0.073** (0.031)</w:t>
             </w:r>
@@ -7543,7 +7764,7 @@
             <w:r/>
             <w:r>
               <w:rPr>
-                <w:sz w:val="20"/>
+                <w:sz w:val="18"/>
               </w:rPr>
               <w:t>0.002</w:t>
             </w:r>
@@ -7566,7 +7787,7 @@
             <w:r/>
             <w:r>
               <w:rPr>
-                <w:sz w:val="20"/>
+                <w:sz w:val="18"/>
               </w:rPr>
               <w:t>No covariates</w:t>
             </w:r>
@@ -7585,7 +7806,7 @@
             <w:r/>
             <w:r>
               <w:rPr>
-                <w:sz w:val="20"/>
+                <w:sz w:val="18"/>
               </w:rPr>
               <w:t>0.025 (0.022)</w:t>
             </w:r>
@@ -7604,7 +7825,7 @@
             <w:r/>
             <w:r>
               <w:rPr>
-                <w:sz w:val="20"/>
+                <w:sz w:val="18"/>
               </w:rPr>
               <w:t>0.028</w:t>
             </w:r>
@@ -7623,7 +7844,7 @@
             <w:r/>
             <w:r>
               <w:rPr>
-                <w:sz w:val="20"/>
+                <w:sz w:val="18"/>
               </w:rPr>
               <w:t>0.016 (0.025)</w:t>
             </w:r>
@@ -7642,7 +7863,7 @@
             <w:r/>
             <w:r>
               <w:rPr>
-                <w:sz w:val="20"/>
+                <w:sz w:val="18"/>
               </w:rPr>
               <w:t>&lt;0.001</w:t>
             </w:r>
@@ -7665,7 +7886,7 @@
             <w:r/>
             <w:r>
               <w:rPr>
-                <w:sz w:val="20"/>
+                <w:sz w:val="18"/>
               </w:rPr>
               <w:t>Size measured at g − 3</w:t>
             </w:r>
@@ -7684,7 +7905,7 @@
             <w:r/>
             <w:r>
               <w:rPr>
-                <w:sz w:val="20"/>
+                <w:sz w:val="18"/>
               </w:rPr>
               <w:t>−0.008 (0.025)</w:t>
             </w:r>
@@ -7703,7 +7924,7 @@
             <w:r/>
             <w:r>
               <w:rPr>
-                <w:sz w:val="20"/>
+                <w:sz w:val="18"/>
               </w:rPr>
               <w:t>0.176</w:t>
             </w:r>
@@ -7722,7 +7943,7 @@
             <w:r/>
             <w:r>
               <w:rPr>
-                <w:sz w:val="20"/>
+                <w:sz w:val="18"/>
               </w:rPr>
               <w:t>−0.059* (0.032)</w:t>
             </w:r>
@@ -7741,7 +7962,7 @@
             <w:r/>
             <w:r>
               <w:rPr>
-                <w:sz w:val="20"/>
+                <w:sz w:val="18"/>
               </w:rPr>
               <w:t>&lt;0.001</w:t>
             </w:r>
@@ -7764,7 +7985,7 @@
             <w:r/>
             <w:r>
               <w:rPr>
-                <w:sz w:val="20"/>
+                <w:sz w:val="18"/>
               </w:rPr>
               <w:t>Size quintile indicators</w:t>
             </w:r>
@@ -7783,7 +8004,7 @@
             <w:r/>
             <w:r>
               <w:rPr>
-                <w:sz w:val="20"/>
+                <w:sz w:val="18"/>
               </w:rPr>
               <w:t>−0.010 (0.023)</w:t>
             </w:r>
@@ -7802,7 +8023,7 @@
             <w:r/>
             <w:r>
               <w:rPr>
-                <w:sz w:val="20"/>
+                <w:sz w:val="18"/>
               </w:rPr>
               <w:t>0.072</w:t>
             </w:r>
@@ -7821,7 +8042,7 @@
             <w:r/>
             <w:r>
               <w:rPr>
-                <w:sz w:val="20"/>
+                <w:sz w:val="18"/>
               </w:rPr>
               <w:t>−0.053* (0.029)</w:t>
             </w:r>
@@ -7840,7 +8061,7 @@
             <w:r/>
             <w:r>
               <w:rPr>
-                <w:sz w:val="20"/>
+                <w:sz w:val="18"/>
               </w:rPr>
               <w:t>0.016</w:t>
             </w:r>
@@ -7863,7 +8084,7 @@
             <w:r/>
             <w:r>
               <w:rPr>
-                <w:sz w:val="20"/>
+                <w:sz w:val="18"/>
               </w:rPr>
               <w:t>Scored firms within control size range</w:t>
             </w:r>
@@ -7882,7 +8103,7 @@
             <w:r/>
             <w:r>
               <w:rPr>
-                <w:sz w:val="20"/>
+                <w:sz w:val="18"/>
               </w:rPr>
               <w:t>−0.021 (0.026)</w:t>
             </w:r>
@@ -7901,7 +8122,7 @@
             <w:r/>
             <w:r>
               <w:rPr>
-                <w:sz w:val="20"/>
+                <w:sz w:val="18"/>
               </w:rPr>
               <w:t>0.212</w:t>
             </w:r>
@@ -7920,7 +8141,7 @@
             <w:r/>
             <w:r>
               <w:rPr>
-                <w:sz w:val="20"/>
+                <w:sz w:val="18"/>
               </w:rPr>
               <w:t>−0.096*** (0.035)</w:t>
             </w:r>
@@ -7939,7 +8160,7 @@
             <w:r/>
             <w:r>
               <w:rPr>
-                <w:sz w:val="20"/>
+                <w:sz w:val="18"/>
               </w:rPr>
               <w:t>0.133</w:t>
             </w:r>
@@ -7962,7 +8183,7 @@
             <w:r/>
             <w:r>
               <w:rPr>
-                <w:sz w:val="20"/>
+                <w:sz w:val="18"/>
               </w:rPr>
               <w:t>Dated one year later (R10)</w:t>
             </w:r>
@@ -7981,7 +8202,7 @@
             <w:r/>
             <w:r>
               <w:rPr>
-                <w:sz w:val="20"/>
+                <w:sz w:val="18"/>
               </w:rPr>
               <w:t>−0.068*** (0.024)</w:t>
             </w:r>
@@ -8000,7 +8221,7 @@
             <w:r/>
             <w:r>
               <w:rPr>
-                <w:sz w:val="20"/>
+                <w:sz w:val="18"/>
               </w:rPr>
               <w:t>0.072</w:t>
             </w:r>
@@ -8019,7 +8240,7 @@
             <w:r/>
             <w:r>
               <w:rPr>
-                <w:sz w:val="20"/>
+                <w:sz w:val="18"/>
               </w:rPr>
               <w:t>−0.073** (0.030)</w:t>
             </w:r>
@@ -8038,7 +8259,7 @@
             <w:r/>
             <w:r>
               <w:rPr>
-                <w:sz w:val="20"/>
+                <w:sz w:val="18"/>
               </w:rPr>
               <w:t>0.002</w:t>
             </w:r>
@@ -8061,7 +8282,7 @@
             <w:r/>
             <w:r>
               <w:rPr>
-                <w:sz w:val="20"/>
+                <w:sz w:val="18"/>
               </w:rPr>
               <w:t>R10, size at original g − 1</w:t>
             </w:r>
@@ -8080,7 +8301,7 @@
             <w:r/>
             <w:r>
               <w:rPr>
-                <w:sz w:val="20"/>
+                <w:sz w:val="18"/>
               </w:rPr>
               <w:t>−0.074*** (0.024)</w:t>
             </w:r>
@@ -8099,7 +8320,7 @@
             <w:r/>
             <w:r>
               <w:rPr>
-                <w:sz w:val="20"/>
+                <w:sz w:val="18"/>
               </w:rPr>
               <w:t>0.066</w:t>
             </w:r>
@@ -8118,7 +8339,7 @@
             <w:r/>
             <w:r>
               <w:rPr>
-                <w:sz w:val="20"/>
+                <w:sz w:val="18"/>
               </w:rPr>
               <w:t>−0.060** (0.029)</w:t>
             </w:r>
@@ -8137,7 +8358,7 @@
             <w:r/>
             <w:r>
               <w:rPr>
-                <w:sz w:val="20"/>
+                <w:sz w:val="18"/>
               </w:rPr>
               <w:t>0.005</w:t>
             </w:r>
@@ -8160,7 +8381,7 @@
             <w:r/>
             <w:r>
               <w:rPr>
-                <w:sz w:val="20"/>
+                <w:sz w:val="18"/>
               </w:rPr>
               <w:t>Dated two years later</w:t>
             </w:r>
@@ -8179,7 +8400,7 @@
             <w:r/>
             <w:r>
               <w:rPr>
-                <w:sz w:val="20"/>
+                <w:sz w:val="18"/>
               </w:rPr>
               <w:t>−0.048* (0.025)</w:t>
             </w:r>
@@ -8198,7 +8419,7 @@
             <w:r/>
             <w:r>
               <w:rPr>
-                <w:sz w:val="20"/>
+                <w:sz w:val="18"/>
               </w:rPr>
               <w:t>0.023</w:t>
             </w:r>
@@ -8217,7 +8438,7 @@
             <w:r/>
             <w:r>
               <w:rPr>
-                <w:sz w:val="20"/>
+                <w:sz w:val="18"/>
               </w:rPr>
               <w:t>−0.022 (0.028)</w:t>
             </w:r>
@@ -8236,7 +8457,7 @@
             <w:r/>
             <w:r>
               <w:rPr>
-                <w:sz w:val="20"/>
+                <w:sz w:val="18"/>
               </w:rPr>
               <w:t>0.076</w:t>
             </w:r>
@@ -8259,9 +8480,9 @@
             <w:r/>
             <w:r>
               <w:rPr>
-                <w:sz w:val="20"/>
-              </w:rPr>
-              <w:t>Malaysia, first scored 2021–2022</w:t>
+                <w:sz w:val="18"/>
+              </w:rPr>
+              <w:t>Malaysia, first recorded 2021–2022</w:t>
             </w:r>
           </w:p>
         </w:tc>
@@ -8278,7 +8499,7 @@
             <w:r/>
             <w:r>
               <w:rPr>
-                <w:sz w:val="20"/>
+                <w:sz w:val="18"/>
               </w:rPr>
               <w:t>0.021 (0.037)</w:t>
             </w:r>
@@ -8297,7 +8518,7 @@
             <w:r/>
             <w:r>
               <w:rPr>
-                <w:sz w:val="20"/>
+                <w:sz w:val="18"/>
               </w:rPr>
               <w:t>0.549</w:t>
             </w:r>
@@ -8316,7 +8537,7 @@
             <w:r/>
             <w:r>
               <w:rPr>
-                <w:sz w:val="20"/>
+                <w:sz w:val="18"/>
               </w:rPr>
               <w:t>−0.146*** (0.051)</w:t>
             </w:r>
@@ -8335,7 +8556,7 @@
             <w:r/>
             <w:r>
               <w:rPr>
-                <w:sz w:val="20"/>
+                <w:sz w:val="18"/>
               </w:rPr>
               <w:t>0.491</w:t>
             </w:r>
@@ -8358,7 +8579,7 @@
             <w:r/>
             <w:r>
               <w:rPr>
-                <w:sz w:val="20"/>
+                <w:sz w:val="18"/>
               </w:rPr>
               <w:t>Thailand and Singapore, 2019–2020</w:t>
             </w:r>
@@ -8377,7 +8598,7 @@
             <w:r/>
             <w:r>
               <w:rPr>
-                <w:sz w:val="20"/>
+                <w:sz w:val="18"/>
               </w:rPr>
               <w:t>−0.009 (0.048)</w:t>
             </w:r>
@@ -8396,7 +8617,7 @@
             <w:r/>
             <w:r>
               <w:rPr>
-                <w:sz w:val="20"/>
+                <w:sz w:val="18"/>
               </w:rPr>
               <w:t>0.006</w:t>
             </w:r>
@@ -8415,7 +8636,7 @@
             <w:r/>
             <w:r>
               <w:rPr>
-                <w:sz w:val="20"/>
+                <w:sz w:val="18"/>
               </w:rPr>
               <w:t>0.041 (0.052)</w:t>
             </w:r>
@@ -8434,7 +8655,7 @@
             <w:r/>
             <w:r>
               <w:rPr>
-                <w:sz w:val="20"/>
+                <w:sz w:val="18"/>
               </w:rPr>
               <w:t>&lt;0.001</w:t>
             </w:r>
@@ -8457,7 +8678,7 @@
             <w:r/>
             <w:r>
               <w:rPr>
-                <w:sz w:val="20"/>
+                <w:sz w:val="18"/>
               </w:rPr>
               <w:t>All other cohorts</w:t>
             </w:r>
@@ -8476,7 +8697,7 @@
             <w:r/>
             <w:r>
               <w:rPr>
-                <w:sz w:val="20"/>
+                <w:sz w:val="18"/>
               </w:rPr>
               <w:t>−0.016 (0.034)</w:t>
             </w:r>
@@ -8495,7 +8716,7 @@
             <w:r/>
             <w:r>
               <w:rPr>
-                <w:sz w:val="20"/>
+                <w:sz w:val="18"/>
               </w:rPr>
               <w:t>0.006</w:t>
             </w:r>
@@ -8514,7 +8735,7 @@
             <w:r/>
             <w:r>
               <w:rPr>
-                <w:sz w:val="20"/>
+                <w:sz w:val="18"/>
               </w:rPr>
               <w:t>0.005 (0.037)</w:t>
             </w:r>
@@ -8533,7 +8754,7 @@
             <w:r/>
             <w:r>
               <w:rPr>
-                <w:sz w:val="20"/>
+                <w:sz w:val="18"/>
               </w:rPr>
               <w:t>0.652</w:t>
             </w:r>
@@ -8556,7 +8777,7 @@
             <w:r/>
             <w:r>
               <w:rPr>
-                <w:sz w:val="20"/>
+                <w:sz w:val="18"/>
               </w:rPr>
               <w:t>Cohorts first scored by 2019</w:t>
             </w:r>
@@ -8575,7 +8796,7 @@
             <w:r/>
             <w:r>
               <w:rPr>
-                <w:sz w:val="20"/>
+                <w:sz w:val="18"/>
               </w:rPr>
               <w:t>0.094** (0.047)</w:t>
             </w:r>
@@ -8594,7 +8815,7 @@
             <w:r/>
             <w:r>
               <w:rPr>
-                <w:sz w:val="20"/>
+                <w:sz w:val="18"/>
               </w:rPr>
               <w:t>0.003</w:t>
             </w:r>
@@ -8613,7 +8834,7 @@
             <w:r/>
             <w:r>
               <w:rPr>
-                <w:sz w:val="20"/>
+                <w:sz w:val="18"/>
               </w:rPr>
               <w:t>0.185*** (0.052)</w:t>
             </w:r>
@@ -8632,7 +8853,7 @@
             <w:r/>
             <w:r>
               <w:rPr>
-                <w:sz w:val="20"/>
+                <w:sz w:val="18"/>
               </w:rPr>
               <w:t>&lt;0.001</w:t>
             </w:r>
@@ -8655,7 +8876,7 @@
             <w:r/>
             <w:r>
               <w:rPr>
-                <w:sz w:val="20"/>
+                <w:sz w:val="18"/>
               </w:rPr>
               <w:t>Cohorts first scored from 2020</w:t>
             </w:r>
@@ -8674,7 +8895,7 @@
             <w:r/>
             <w:r>
               <w:rPr>
-                <w:sz w:val="20"/>
+                <w:sz w:val="18"/>
               </w:rPr>
               <w:t>−0.010 (0.026)</w:t>
             </w:r>
@@ -8693,7 +8914,7 @@
             <w:r/>
             <w:r>
               <w:rPr>
-                <w:sz w:val="20"/>
+                <w:sz w:val="18"/>
               </w:rPr>
               <w:t>0.199</w:t>
             </w:r>
@@ -8712,7 +8933,7 @@
             <w:r/>
             <w:r>
               <w:rPr>
-                <w:sz w:val="20"/>
+                <w:sz w:val="18"/>
               </w:rPr>
               <w:t>−0.087*** (0.033)</w:t>
             </w:r>
@@ -8731,7 +8952,7 @@
             <w:r/>
             <w:r>
               <w:rPr>
-                <w:sz w:val="20"/>
+                <w:sz w:val="18"/>
               </w:rPr>
               <w:t>0.106</w:t>
             </w:r>
@@ -8754,7 +8975,7 @@
             <w:r/>
             <w:r>
               <w:rPr>
-                <w:sz w:val="20"/>
+                <w:sz w:val="18"/>
               </w:rPr>
               <w:t>High residual initial score</w:t>
             </w:r>
@@ -8773,7 +8994,7 @@
             <w:r/>
             <w:r>
               <w:rPr>
-                <w:sz w:val="20"/>
+                <w:sz w:val="18"/>
               </w:rPr>
               <w:t>−0.012 (0.029)</w:t>
             </w:r>
@@ -8805,7 +9026,7 @@
             <w:r/>
             <w:r>
               <w:rPr>
-                <w:sz w:val="20"/>
+                <w:sz w:val="18"/>
               </w:rPr>
               <w:t>−0.051 (0.035)</w:t>
             </w:r>
@@ -8841,7 +9062,7 @@
             <w:r/>
             <w:r>
               <w:rPr>
-                <w:sz w:val="20"/>
+                <w:sz w:val="18"/>
               </w:rPr>
               <w:t>Low residual initial score</w:t>
             </w:r>
@@ -8860,7 +9081,7 @@
             <w:r/>
             <w:r>
               <w:rPr>
-                <w:sz w:val="20"/>
+                <w:sz w:val="18"/>
               </w:rPr>
               <w:t>0.016 (0.033)</w:t>
             </w:r>
@@ -8892,7 +9113,7 @@
             <w:r/>
             <w:r>
               <w:rPr>
-                <w:sz w:val="20"/>
+                <w:sz w:val="18"/>
               </w:rPr>
               <w:t>−0.059 (0.041)</w:t>
             </w:r>
@@ -8930,7 +9151,7 @@
             <w:r/>
             <w:r>
               <w:rPr>
-                <w:sz w:val="20"/>
+                <w:sz w:val="18"/>
               </w:rPr>
               <w:t>High minus low</w:t>
             </w:r>
@@ -8951,7 +9172,7 @@
             <w:r/>
             <w:r>
               <w:rPr>
-                <w:sz w:val="20"/>
+                <w:sz w:val="18"/>
               </w:rPr>
               <w:t>−0.027 (0.040)</w:t>
             </w:r>
@@ -8987,7 +9208,7 @@
             <w:r/>
             <w:r>
               <w:rPr>
-                <w:sz w:val="20"/>
+                <w:sz w:val="18"/>
               </w:rPr>
               <w:t>0.008 (0.046)</w:t>
             </w:r>
@@ -9019,7 +9240,7 @@
         <w:rPr>
           <w:sz w:val="18"/>
         </w:rPr>
-        <w:t>Note: Cells show the average effect over event years 0 to 3 with bootstrap standard errors in parentheses and the joint pre-trend p-value of Eq. (8); all rows are exploratory. *, **, and *** denote significance at 10%, 5%, and 1% (unadjusted p-values).</w:t>
+        <w:t>Note: Average change over event years 0 to 3 with firm-bootstrap standard errors and the pre-trend p of Eq. (8); *, **, ***: 10%, 5%, 1%. All rows are exploratory.</w:t>
       </w:r>
     </w:p>
     <w:p>
@@ -9086,7 +9307,7 @@
             <w:r>
               <w:rPr>
                 <w:b/>
-                <w:sz w:val="20"/>
+                <w:sz w:val="18"/>
               </w:rPr>
               <w:t>Estimator</w:t>
             </w:r>
@@ -9110,7 +9331,7 @@
             <w:r>
               <w:rPr>
                 <w:b/>
-                <w:sz w:val="20"/>
+                <w:sz w:val="18"/>
               </w:rPr>
               <w:t>ln(MTB)</w:t>
             </w:r>
@@ -9134,7 +9355,7 @@
             <w:r>
               <w:rPr>
                 <w:b/>
-                <w:sz w:val="20"/>
+                <w:sz w:val="18"/>
               </w:rPr>
               <w:t>ln(market cap)</w:t>
             </w:r>
@@ -9157,7 +9378,7 @@
             <w:r/>
             <w:r>
               <w:rPr>
-                <w:sz w:val="20"/>
+                <w:sz w:val="18"/>
               </w:rPr>
               <w:t>Static TWFE, all firm-years (R6)</w:t>
             </w:r>
@@ -9176,7 +9397,7 @@
             <w:r/>
             <w:r>
               <w:rPr>
-                <w:sz w:val="20"/>
+                <w:sz w:val="18"/>
               </w:rPr>
               <w:t>0.064** (0.026)</w:t>
             </w:r>
@@ -9195,7 +9416,7 @@
             <w:r/>
             <w:r>
               <w:rPr>
-                <w:sz w:val="20"/>
+                <w:sz w:val="18"/>
               </w:rPr>
               <w:t>0.185*** (0.032)</w:t>
             </w:r>
@@ -9218,7 +9439,7 @@
             <w:r/>
             <w:r>
               <w:rPr>
-                <w:sz w:val="20"/>
+                <w:sz w:val="18"/>
               </w:rPr>
               <w:t>Static TWFE, never-scored controls, event years −5 to 3</w:t>
             </w:r>
@@ -9237,7 +9458,7 @@
             <w:r/>
             <w:r>
               <w:rPr>
-                <w:sz w:val="20"/>
+                <w:sz w:val="18"/>
               </w:rPr>
               <w:t>0.058** (0.025)</w:t>
             </w:r>
@@ -9256,7 +9477,7 @@
             <w:r/>
             <w:r>
               <w:rPr>
-                <w:sz w:val="20"/>
+                <w:sz w:val="18"/>
               </w:rPr>
               <w:t>0.149*** (0.030)</w:t>
             </w:r>
@@ -9279,7 +9500,7 @@
             <w:r/>
             <w:r>
               <w:rPr>
-                <w:sz w:val="20"/>
+                <w:sz w:val="18"/>
               </w:rPr>
               <w:t>Heterogeneity-robust, no covariates (R2)</w:t>
             </w:r>
@@ -9298,7 +9519,7 @@
             <w:r/>
             <w:r>
               <w:rPr>
-                <w:sz w:val="20"/>
+                <w:sz w:val="18"/>
               </w:rPr>
               <w:t>0.025 (0.022)</w:t>
             </w:r>
@@ -9317,7 +9538,7 @@
             <w:r/>
             <w:r>
               <w:rPr>
-                <w:sz w:val="20"/>
+                <w:sz w:val="18"/>
               </w:rPr>
               <w:t>0.016 (0.025)</w:t>
             </w:r>
@@ -9342,7 +9563,7 @@
             <w:r/>
             <w:r>
               <w:rPr>
-                <w:sz w:val="20"/>
+                <w:sz w:val="18"/>
               </w:rPr>
               <w:t>Heterogeneity-robust baseline</w:t>
             </w:r>
@@ -9363,7 +9584,7 @@
             <w:r/>
             <w:r>
               <w:rPr>
-                <w:sz w:val="20"/>
+                <w:sz w:val="18"/>
               </w:rPr>
               <w:t>0.002 (0.024)</w:t>
             </w:r>
@@ -9384,7 +9605,7 @@
             <w:r/>
             <w:r>
               <w:rPr>
-                <w:sz w:val="20"/>
+                <w:sz w:val="18"/>
               </w:rPr>
               <w:t>−0.055* (0.030)</w:t>
             </w:r>
@@ -9401,7 +9622,7 @@
         <w:rPr>
           <w:sz w:val="18"/>
         </w:rPr>
-        <w:t>Note: Rows move step by step from Eq. (11) on all firm-years to the baseline of Eq. (6), with standard errors in parentheses (firm-clustered for TWFE, bootstrap otherwise). *, **, and *** denote significance at 10%, 5%, and 1%.</w:t>
+        <w:t>Note: Steps from the two-way fixed effects Eq. (11) to the baseline Eq. (6). Standard errors are firm-clustered for Eq. (11) and firm-bootstrap otherwise; *, **, ***: 10%, 5%, 1%.</w:t>
       </w:r>
     </w:p>
     <w:p>
@@ -9436,7 +9657,7 @@
       <w:r>
         <w:drawing>
           <wp:inline xmlns:a="http://schemas.openxmlformats.org/drawingml/2006/main" xmlns:pic="http://schemas.openxmlformats.org/drawingml/2006/picture">
-            <wp:extent cx="5943600" cy="6400800"/>
+            <wp:extent cx="5943600" cy="5852160"/>
             <wp:docPr id="2" name="Picture 2"/>
             <wp:cNvGraphicFramePr>
               <a:graphicFrameLocks noChangeAspect="1"/>
@@ -9457,7 +9678,7 @@
                   <pic:spPr>
                     <a:xfrm>
                       <a:off x="0" y="0"/>
-                      <a:ext cx="5943600" cy="6400800"/>
+                      <a:ext cx="5943600" cy="5852160"/>
                     </a:xfrm>
                     <a:prstGeom prst="rect"/>
                   </pic:spPr>
@@ -9477,7 +9698,7 @@
         <w:rPr>
           <w:sz w:val="18"/>
         </w:rPr>
-        <w:t xml:space="preserve">Note: Panel A varies the size covariate and the support with the first </w:t>
+        <w:t xml:space="preserve">Note: Panel A varies the size covariate and support, dated at the first </w:t>
       </w:r>
       <w:r>
         <w:rPr>
@@ -9489,7 +9710,7 @@
         <w:rPr>
           <w:sz w:val="18"/>
         </w:rPr>
-        <w:t xml:space="preserve"> fiscal year as event; panel B dates the event one year later. Marker shape and line type identify the specification, and bars are bootstrap 95% intervals.</w:t>
+        <w:t xml:space="preserve"> year; panel B dates the event one year later. Bars are firm-bootstrap 95% intervals.</w:t>
       </w:r>
     </w:p>
     <w:p>
@@ -9556,7 +9777,7 @@
             <w:r>
               <w:rPr>
                 <w:b/>
-                <w:sz w:val="20"/>
+                <w:sz w:val="18"/>
               </w:rPr>
               <w:t>Group</w:t>
             </w:r>
@@ -9580,7 +9801,7 @@
             <w:r>
               <w:rPr>
                 <w:b/>
-                <w:sz w:val="20"/>
+                <w:sz w:val="18"/>
               </w:rPr>
               <w:t>Scored firm-cells</w:t>
             </w:r>
@@ -9604,7 +9825,7 @@
             <w:r>
               <w:rPr>
                 <w:b/>
-                <w:sz w:val="20"/>
+                <w:sz w:val="18"/>
               </w:rPr>
               <w:t>Weight in the pooled estimate</w:t>
             </w:r>
@@ -9627,7 +9848,7 @@
             <w:r/>
             <w:r>
               <w:rPr>
-                <w:sz w:val="20"/>
+                <w:sz w:val="18"/>
               </w:rPr>
               <w:t>Indonesia</w:t>
             </w:r>
@@ -9646,7 +9867,7 @@
             <w:r/>
             <w:r>
               <w:rPr>
-                <w:sz w:val="20"/>
+                <w:sz w:val="18"/>
               </w:rPr>
               <w:t>123</w:t>
             </w:r>
@@ -9665,7 +9886,7 @@
             <w:r/>
             <w:r>
               <w:rPr>
-                <w:sz w:val="20"/>
+                <w:sz w:val="18"/>
               </w:rPr>
               <w:t>0.063</w:t>
             </w:r>
@@ -9688,7 +9909,7 @@
             <w:r/>
             <w:r>
               <w:rPr>
-                <w:sz w:val="20"/>
+                <w:sz w:val="18"/>
               </w:rPr>
               <w:t>Malaysia</w:t>
             </w:r>
@@ -9707,7 +9928,7 @@
             <w:r/>
             <w:r>
               <w:rPr>
-                <w:sz w:val="20"/>
+                <w:sz w:val="18"/>
               </w:rPr>
               <w:t>1,074</w:t>
             </w:r>
@@ -9726,7 +9947,7 @@
             <w:r/>
             <w:r>
               <w:rPr>
-                <w:sz w:val="20"/>
+                <w:sz w:val="18"/>
               </w:rPr>
               <w:t>0.552</w:t>
             </w:r>
@@ -9749,7 +9970,7 @@
             <w:r/>
             <w:r>
               <w:rPr>
-                <w:sz w:val="20"/>
+                <w:sz w:val="18"/>
               </w:rPr>
               <w:t>Philippines</w:t>
             </w:r>
@@ -9768,7 +9989,7 @@
             <w:r/>
             <w:r>
               <w:rPr>
-                <w:sz w:val="20"/>
+                <w:sz w:val="18"/>
               </w:rPr>
               <w:t>52</w:t>
             </w:r>
@@ -9787,7 +10008,7 @@
             <w:r/>
             <w:r>
               <w:rPr>
-                <w:sz w:val="20"/>
+                <w:sz w:val="18"/>
               </w:rPr>
               <w:t>0.027</w:t>
             </w:r>
@@ -9810,7 +10031,7 @@
             <w:r/>
             <w:r>
               <w:rPr>
-                <w:sz w:val="20"/>
+                <w:sz w:val="18"/>
               </w:rPr>
               <w:t>Singapore</w:t>
             </w:r>
@@ -9829,7 +10050,7 @@
             <w:r/>
             <w:r>
               <w:rPr>
-                <w:sz w:val="20"/>
+                <w:sz w:val="18"/>
               </w:rPr>
               <w:t>178</w:t>
             </w:r>
@@ -9848,7 +10069,7 @@
             <w:r/>
             <w:r>
               <w:rPr>
-                <w:sz w:val="20"/>
+                <w:sz w:val="18"/>
               </w:rPr>
               <w:t>0.091</w:t>
             </w:r>
@@ -9871,7 +10092,7 @@
             <w:r/>
             <w:r>
               <w:rPr>
-                <w:sz w:val="20"/>
+                <w:sz w:val="18"/>
               </w:rPr>
               <w:t>Thailand</w:t>
             </w:r>
@@ -9890,7 +10111,7 @@
             <w:r/>
             <w:r>
               <w:rPr>
-                <w:sz w:val="20"/>
+                <w:sz w:val="18"/>
               </w:rPr>
               <w:t>519</w:t>
             </w:r>
@@ -9909,7 +10130,7 @@
             <w:r/>
             <w:r>
               <w:rPr>
-                <w:sz w:val="20"/>
+                <w:sz w:val="18"/>
               </w:rPr>
               <w:t>0.267</w:t>
             </w:r>
@@ -9932,7 +10153,7 @@
             <w:r/>
             <w:r>
               <w:rPr>
-                <w:sz w:val="20"/>
+                <w:sz w:val="18"/>
               </w:rPr>
               <w:t>Malaysian wave (first recorded 2021–2022)</w:t>
             </w:r>
@@ -9951,7 +10172,7 @@
             <w:r/>
             <w:r>
               <w:rPr>
-                <w:sz w:val="20"/>
+                <w:sz w:val="18"/>
               </w:rPr>
               <w:t>858</w:t>
             </w:r>
@@ -9970,7 +10191,7 @@
             <w:r/>
             <w:r>
               <w:rPr>
-                <w:sz w:val="20"/>
+                <w:sz w:val="18"/>
               </w:rPr>
               <w:t>0.441</w:t>
             </w:r>
@@ -9993,7 +10214,7 @@
             <w:r/>
             <w:r>
               <w:rPr>
-                <w:sz w:val="20"/>
+                <w:sz w:val="18"/>
               </w:rPr>
               <w:t>Thai and Singaporean wave (2019–2020)</w:t>
             </w:r>
@@ -10012,7 +10233,7 @@
             <w:r/>
             <w:r>
               <w:rPr>
-                <w:sz w:val="20"/>
+                <w:sz w:val="18"/>
               </w:rPr>
               <w:t>401</w:t>
             </w:r>
@@ -10031,7 +10252,7 @@
             <w:r/>
             <w:r>
               <w:rPr>
-                <w:sz w:val="20"/>
+                <w:sz w:val="18"/>
               </w:rPr>
               <w:t>0.206</w:t>
             </w:r>
@@ -10054,7 +10275,7 @@
             <w:r/>
             <w:r>
               <w:rPr>
-                <w:sz w:val="20"/>
+                <w:sz w:val="18"/>
               </w:rPr>
               <w:t>All other cohorts</w:t>
             </w:r>
@@ -10073,7 +10294,7 @@
             <w:r/>
             <w:r>
               <w:rPr>
-                <w:sz w:val="20"/>
+                <w:sz w:val="18"/>
               </w:rPr>
               <w:t>687</w:t>
             </w:r>
@@ -10092,7 +10313,7 @@
             <w:r/>
             <w:r>
               <w:rPr>
-                <w:sz w:val="20"/>
+                <w:sz w:val="18"/>
               </w:rPr>
               <w:t>0.353</w:t>
             </w:r>
@@ -10115,7 +10336,7 @@
             <w:r/>
             <w:r>
               <w:rPr>
-                <w:sz w:val="20"/>
+                <w:sz w:val="18"/>
               </w:rPr>
               <w:t>Calendar year 2015</w:t>
             </w:r>
@@ -10134,7 +10355,7 @@
             <w:r/>
             <w:r>
               <w:rPr>
-                <w:sz w:val="20"/>
+                <w:sz w:val="18"/>
               </w:rPr>
               <w:t>8</w:t>
             </w:r>
@@ -10153,7 +10374,7 @@
             <w:r/>
             <w:r>
               <w:rPr>
-                <w:sz w:val="20"/>
+                <w:sz w:val="18"/>
               </w:rPr>
               <w:t>0.004</w:t>
             </w:r>
@@ -10176,7 +10397,7 @@
             <w:r/>
             <w:r>
               <w:rPr>
-                <w:sz w:val="20"/>
+                <w:sz w:val="18"/>
               </w:rPr>
               <w:t>Calendar year 2016</w:t>
             </w:r>
@@ -10195,7 +10416,7 @@
             <w:r/>
             <w:r>
               <w:rPr>
-                <w:sz w:val="20"/>
+                <w:sz w:val="18"/>
               </w:rPr>
               <w:t>16</w:t>
             </w:r>
@@ -10214,7 +10435,7 @@
             <w:r/>
             <w:r>
               <w:rPr>
-                <w:sz w:val="20"/>
+                <w:sz w:val="18"/>
               </w:rPr>
               <w:t>0.008</w:t>
             </w:r>
@@ -10237,7 +10458,7 @@
             <w:r/>
             <w:r>
               <w:rPr>
-                <w:sz w:val="20"/>
+                <w:sz w:val="18"/>
               </w:rPr>
               <w:t>Calendar year 2017</w:t>
             </w:r>
@@ -10256,7 +10477,7 @@
             <w:r/>
             <w:r>
               <w:rPr>
-                <w:sz w:val="20"/>
+                <w:sz w:val="18"/>
               </w:rPr>
               <w:t>22</w:t>
             </w:r>
@@ -10275,7 +10496,7 @@
             <w:r/>
             <w:r>
               <w:rPr>
-                <w:sz w:val="20"/>
+                <w:sz w:val="18"/>
               </w:rPr>
               <w:t>0.011</w:t>
             </w:r>
@@ -10298,7 +10519,7 @@
             <w:r/>
             <w:r>
               <w:rPr>
-                <w:sz w:val="20"/>
+                <w:sz w:val="18"/>
               </w:rPr>
               <w:t>Calendar year 2018</w:t>
             </w:r>
@@ -10317,7 +10538,7 @@
             <w:r/>
             <w:r>
               <w:rPr>
-                <w:sz w:val="20"/>
+                <w:sz w:val="18"/>
               </w:rPr>
               <w:t>28</w:t>
             </w:r>
@@ -10336,7 +10557,7 @@
             <w:r/>
             <w:r>
               <w:rPr>
-                <w:sz w:val="20"/>
+                <w:sz w:val="18"/>
               </w:rPr>
               <w:t>0.014</w:t>
             </w:r>
@@ -10359,7 +10580,7 @@
             <w:r/>
             <w:r>
               <w:rPr>
-                <w:sz w:val="20"/>
+                <w:sz w:val="18"/>
               </w:rPr>
               <w:t>Calendar year 2019</w:t>
             </w:r>
@@ -10378,7 +10599,7 @@
             <w:r/>
             <w:r>
               <w:rPr>
-                <w:sz w:val="20"/>
+                <w:sz w:val="18"/>
               </w:rPr>
               <w:t>49</w:t>
             </w:r>
@@ -10397,7 +10618,7 @@
             <w:r/>
             <w:r>
               <w:rPr>
-                <w:sz w:val="20"/>
+                <w:sz w:val="18"/>
               </w:rPr>
               <w:t>0.025</w:t>
             </w:r>
@@ -10420,7 +10641,7 @@
             <w:r/>
             <w:r>
               <w:rPr>
-                <w:sz w:val="20"/>
+                <w:sz w:val="18"/>
               </w:rPr>
               <w:t>Calendar year 2020</w:t>
             </w:r>
@@ -10439,7 +10660,7 @@
             <w:r/>
             <w:r>
               <w:rPr>
-                <w:sz w:val="20"/>
+                <w:sz w:val="18"/>
               </w:rPr>
               <w:t>126</w:t>
             </w:r>
@@ -10458,7 +10679,7 @@
             <w:r/>
             <w:r>
               <w:rPr>
-                <w:sz w:val="20"/>
+                <w:sz w:val="18"/>
               </w:rPr>
               <w:t>0.065</w:t>
             </w:r>
@@ -10481,7 +10702,7 @@
             <w:r/>
             <w:r>
               <w:rPr>
-                <w:sz w:val="20"/>
+                <w:sz w:val="18"/>
               </w:rPr>
               <w:t>Calendar year 2021</w:t>
             </w:r>
@@ -10500,7 +10721,7 @@
             <w:r/>
             <w:r>
               <w:rPr>
-                <w:sz w:val="20"/>
+                <w:sz w:val="18"/>
               </w:rPr>
               <w:t>243</w:t>
             </w:r>
@@ -10519,7 +10740,7 @@
             <w:r/>
             <w:r>
               <w:rPr>
-                <w:sz w:val="20"/>
+                <w:sz w:val="18"/>
               </w:rPr>
               <w:t>0.125</w:t>
             </w:r>
@@ -10542,7 +10763,7 @@
             <w:r/>
             <w:r>
               <w:rPr>
-                <w:sz w:val="20"/>
+                <w:sz w:val="18"/>
               </w:rPr>
               <w:t>Calendar year 2022</w:t>
             </w:r>
@@ -10561,7 +10782,7 @@
             <w:r/>
             <w:r>
               <w:rPr>
-                <w:sz w:val="20"/>
+                <w:sz w:val="18"/>
               </w:rPr>
               <w:t>454</w:t>
             </w:r>
@@ -10580,7 +10801,7 @@
             <w:r/>
             <w:r>
               <w:rPr>
-                <w:sz w:val="20"/>
+                <w:sz w:val="18"/>
               </w:rPr>
               <w:t>0.233</w:t>
             </w:r>
@@ -10603,7 +10824,7 @@
             <w:r/>
             <w:r>
               <w:rPr>
-                <w:sz w:val="20"/>
+                <w:sz w:val="18"/>
               </w:rPr>
               <w:t>Calendar year 2023</w:t>
             </w:r>
@@ -10622,7 +10843,7 @@
             <w:r/>
             <w:r>
               <w:rPr>
-                <w:sz w:val="20"/>
+                <w:sz w:val="18"/>
               </w:rPr>
               <w:t>523</w:t>
             </w:r>
@@ -10641,7 +10862,7 @@
             <w:r/>
             <w:r>
               <w:rPr>
-                <w:sz w:val="20"/>
+                <w:sz w:val="18"/>
               </w:rPr>
               <w:t>0.269</w:t>
             </w:r>
@@ -10666,7 +10887,7 @@
             <w:r/>
             <w:r>
               <w:rPr>
-                <w:sz w:val="20"/>
+                <w:sz w:val="18"/>
               </w:rPr>
               <w:t>Calendar year 2024</w:t>
             </w:r>
@@ -10687,7 +10908,7 @@
             <w:r/>
             <w:r>
               <w:rPr>
-                <w:sz w:val="20"/>
+                <w:sz w:val="18"/>
               </w:rPr>
               <w:t>477</w:t>
             </w:r>
@@ -10708,7 +10929,7 @@
             <w:r/>
             <w:r>
               <w:rPr>
-                <w:sz w:val="20"/>
+                <w:sz w:val="18"/>
               </w:rPr>
               <w:t>0.245</w:t>
             </w:r>
@@ -11214,7 +11435,7 @@
         <w:rPr>
           <w:sz w:val="18"/>
         </w:rPr>
-        <w:t>Note: Cells show the average effect over event years 0 to 3 of each dating, with bootstrap standard errors in parentheses, for each wave against all never-scored firms. *, **, and *** denote significance at 10%, 5%, and 1%.</w:t>
+        <w:t>Note: Average change over event years 0 to 3 for each wave against all never-scored firms, with firm-bootstrap standard errors in parentheses. *, **, ***: 10%, 5%, 1%.</w:t>
       </w:r>
     </w:p>
     <w:p>
